--- a/lessons/2-7/downloads/reveal/teacher/2.7-session-1-prerequisite-practice-a.docx
+++ b/lessons/2-7/downloads/reveal/teacher/2.7-session-1-prerequisite-practice-a.docx
@@ -15,10 +15,28 @@
         <w:rPr>
           <w:rFonts w:ascii="Avenir Next" w:hAnsi="Avenir Next" w:cs="Avenir Next" w:eastAsia="Avenir Next"/>
           <w:color w:val="1A1A1A"/>
+          <w:sz w:val="22"/>
+          <w:szCs w:val="20"/>
+        </w:rPr>
+        <w:t xml:space="preserve">Name</w:t>
+      </w:r>
+      <w:r>
+        <w:rPr>
+          <w:rFonts w:ascii="Avenir Next" w:hAnsi="Avenir Next" w:cs="Avenir Next" w:eastAsia="Avenir Next"/>
+          <w:color w:val="1A1A1A"/>
           <w:sz w:val="20"/>
           <w:szCs w:val="20"/>
         </w:rPr>
-        <w:t xml:space="preserve">Name</w:t>
+        <w:tab/>
+      </w:r>
+      <w:r>
+        <w:rPr>
+          <w:rFonts w:ascii="Avenir Next" w:hAnsi="Avenir Next" w:cs="Avenir Next" w:eastAsia="Avenir Next"/>
+          <w:color w:val="1A1A1A"/>
+          <w:sz w:val="22"/>
+          <w:szCs w:val="20"/>
+        </w:rPr>
+        <w:t xml:space="preserve">   Date</w:t>
       </w:r>
       <w:r>
         <w:rPr>
@@ -33,25 +51,7 @@
         <w:rPr>
           <w:rFonts w:ascii="Avenir Next" w:hAnsi="Avenir Next" w:cs="Avenir Next" w:eastAsia="Avenir Next"/>
           <w:color w:val="1A1A1A"/>
-          <w:sz w:val="20"/>
-          <w:szCs w:val="20"/>
-        </w:rPr>
-        <w:t xml:space="preserve">   Date</w:t>
-      </w:r>
-      <w:r>
-        <w:rPr>
-          <w:rFonts w:ascii="Avenir Next" w:hAnsi="Avenir Next" w:cs="Avenir Next" w:eastAsia="Avenir Next"/>
-          <w:color w:val="1A1A1A"/>
-          <w:sz w:val="20"/>
-          <w:szCs w:val="20"/>
-        </w:rPr>
-        <w:tab/>
-      </w:r>
-      <w:r>
-        <w:rPr>
-          <w:rFonts w:ascii="Avenir Next" w:hAnsi="Avenir Next" w:cs="Avenir Next" w:eastAsia="Avenir Next"/>
-          <w:color w:val="1A1A1A"/>
-          <w:sz w:val="20"/>
+          <w:sz w:val="22"/>
           <w:szCs w:val="20"/>
         </w:rPr>
         <w:t xml:space="preserve">   Period</w:t>
@@ -78,7 +78,7 @@
           <w:caps/>
           <w:color w:val="003A70"/>
           <w:spacing w:val="12"/>
-          <w:sz w:val="19"/>
+          <w:sz w:val="22"/>
           <w:szCs w:val="19"/>
         </w:rPr>
         <w:t xml:space="preserve">Lesson 2-7  ·  Session 1  ·  Prerequisite Practice A  ·  Skill 1 of 2</w:t>
@@ -86,6 +86,7 @@
     </w:p>
     <w:p>
       <w:pPr>
+        <w:pStyle w:val="Heading1"/>
         <w:keepNext/>
         <w:spacing w:before="0" w:after="10" w:line="240" w:lineRule="auto"/>
       </w:pPr>
@@ -111,7 +112,7 @@
         <w:rPr>
           <w:rFonts w:ascii="Avenir Next" w:hAnsi="Avenir Next" w:cs="Avenir Next" w:eastAsia="Avenir Next"/>
           <w:color w:val="5A5F66"/>
-          <w:sz w:val="17"/>
+          <w:sz w:val="22"/>
           <w:szCs w:val="17"/>
         </w:rPr>
         <w:t xml:space="preserve">Builds on Grade 5 · 5.NBT.B.6</w:t>
@@ -154,6 +155,7 @@
           </w:tcPr>
           <w:p>
             <w:pPr>
+              <w:pStyle w:val="Heading2"/>
               <w:spacing w:before="0" w:after="0" w:line="252" w:lineRule="auto"/>
             </w:pPr>
             <w:r>
@@ -183,7 +185,7 @@
               <w:rPr>
                 <w:rFonts w:ascii="Avenir Next" w:hAnsi="Avenir Next" w:cs="Avenir Next" w:eastAsia="Avenir Next"/>
                 <w:color w:val="1A1A1A"/>
-                <w:sz w:val="20"/>
+                <w:sz w:val="22"/>
                 <w:szCs w:val="20"/>
               </w:rPr>
               <w:t xml:space="preserve">You will find 74.4 ÷ 6 for one fence section. It uses the same steps as 744 ÷ 6.</w:t>
@@ -203,6 +205,7 @@
           </w:tcPr>
           <w:p>
             <w:pPr>
+              <w:pStyle w:val="Heading2"/>
               <w:spacing w:before="0" w:after="0" w:line="252" w:lineRule="auto"/>
             </w:pPr>
             <w:r>
@@ -232,7 +235,7 @@
               <w:rPr>
                 <w:rFonts w:ascii="Avenir Next" w:hAnsi="Avenir Next" w:cs="Avenir Next" w:eastAsia="Avenir Next"/>
                 <w:color w:val="1A1A1A"/>
-                <w:sz w:val="20"/>
+                <w:sz w:val="22"/>
                 <w:szCs w:val="20"/>
               </w:rPr>
               <w:t xml:space="preserve">Divide a whole number by a one-digit number, like 744 ÷ 6.  </w:t>
@@ -242,7 +245,7 @@
                 <w:rFonts w:ascii="Avenir Next" w:hAnsi="Avenir Next" w:cs="Avenir Next" w:eastAsia="Avenir Next"/>
                 <w:b/>
                 <w:color w:val="1A1A1A"/>
-                <w:sz w:val="20"/>
+                <w:sz w:val="22"/>
                 <w:szCs w:val="20"/>
               </w:rPr>
               <w:t xml:space="preserve">You will use it in Practice Form A, problems 3 and 6.</w:t>
@@ -253,6 +256,7 @@
     </w:tbl>
     <w:p>
       <w:pPr>
+        <w:pStyle w:val="Heading2"/>
         <w:keepNext/>
         <w:pBdr>
           <w:bottom w:val="single" w:sz="8" w:space="3" w:color="003A70"/>
@@ -268,7 +272,7 @@
           <w:b/>
           <w:color w:val="003A70"/>
           <w:spacing w:val="14"/>
-          <w:sz w:val="19"/>
+          <w:sz w:val="22"/>
           <w:szCs w:val="19"/>
         </w:rPr>
         <w:t xml:space="preserve">STEPS TO FOLLOW</w:t>
@@ -287,7 +291,7 @@
           <w:rFonts w:ascii="Avenir Next" w:hAnsi="Avenir Next" w:cs="Avenir Next" w:eastAsia="Avenir Next"/>
           <w:i/>
           <w:color w:val="5A5F66"/>
-          <w:sz w:val="17"/>
+          <w:sz w:val="22"/>
           <w:szCs w:val="17"/>
         </w:rPr>
         <w:t xml:space="preserve">use these same steps on every problem</w:t>
@@ -329,6 +333,7 @@
           </w:tcPr>
           <w:p>
             <w:pPr>
+              <w:pStyle w:val="Heading1"/>
               <w:spacing w:before="0" w:after="0" w:line="240" w:lineRule="auto"/>
               <w:jc w:val="center"/>
             </w:pPr>
@@ -358,7 +363,7 @@
                 <w:rFonts w:ascii="Avenir Next" w:hAnsi="Avenir Next" w:cs="Avenir Next" w:eastAsia="Avenir Next"/>
                 <w:b/>
                 <w:color w:val="1A1A1A"/>
-                <w:sz w:val="21"/>
+                <w:sz w:val="22"/>
                 <w:szCs w:val="21"/>
               </w:rPr>
               <w:t xml:space="preserve">Divide</w:t>
@@ -367,7 +372,7 @@
               <w:rPr>
                 <w:rFonts w:ascii="Avenir Next" w:hAnsi="Avenir Next" w:cs="Avenir Next" w:eastAsia="Avenir Next"/>
                 <w:color w:val="1A1A1A"/>
-                <w:sz w:val="21"/>
+                <w:sz w:val="22"/>
                 <w:szCs w:val="21"/>
               </w:rPr>
               <w:t xml:space="preserve"> the first digit or digits. Write the answer above.</w:t>
@@ -386,6 +391,7 @@
           </w:tcPr>
           <w:p>
             <w:pPr>
+              <w:pStyle w:val="Heading1"/>
               <w:spacing w:before="0" w:after="0" w:line="240" w:lineRule="auto"/>
               <w:jc w:val="center"/>
             </w:pPr>
@@ -415,7 +421,7 @@
                 <w:rFonts w:ascii="Avenir Next" w:hAnsi="Avenir Next" w:cs="Avenir Next" w:eastAsia="Avenir Next"/>
                 <w:b/>
                 <w:color w:val="1A1A1A"/>
-                <w:sz w:val="21"/>
+                <w:sz w:val="22"/>
                 <w:szCs w:val="21"/>
               </w:rPr>
               <w:t xml:space="preserve">Multiply</w:t>
@@ -424,7 +430,7 @@
               <w:rPr>
                 <w:rFonts w:ascii="Avenir Next" w:hAnsi="Avenir Next" w:cs="Avenir Next" w:eastAsia="Avenir Next"/>
                 <w:color w:val="1A1A1A"/>
-                <w:sz w:val="21"/>
+                <w:sz w:val="22"/>
                 <w:szCs w:val="21"/>
               </w:rPr>
               <w:t xml:space="preserve"> and subtract. Bring down the next digit.</w:t>
@@ -443,6 +449,7 @@
           </w:tcPr>
           <w:p>
             <w:pPr>
+              <w:pStyle w:val="Heading1"/>
               <w:spacing w:before="0" w:after="0" w:line="240" w:lineRule="auto"/>
               <w:jc w:val="center"/>
             </w:pPr>
@@ -472,7 +479,7 @@
                 <w:rFonts w:ascii="Avenir Next" w:hAnsi="Avenir Next" w:cs="Avenir Next" w:eastAsia="Avenir Next"/>
                 <w:b/>
                 <w:color w:val="1A1A1A"/>
-                <w:sz w:val="21"/>
+                <w:sz w:val="22"/>
                 <w:szCs w:val="21"/>
               </w:rPr>
               <w:t xml:space="preserve">Repeat</w:t>
@@ -481,7 +488,7 @@
               <w:rPr>
                 <w:rFonts w:ascii="Avenir Next" w:hAnsi="Avenir Next" w:cs="Avenir Next" w:eastAsia="Avenir Next"/>
                 <w:color w:val="1A1A1A"/>
-                <w:sz w:val="21"/>
+                <w:sz w:val="22"/>
                 <w:szCs w:val="21"/>
               </w:rPr>
               <w:t xml:space="preserve"> until no digits are left.</w:t>
@@ -492,6 +499,7 @@
     </w:tbl>
     <w:p>
       <w:pPr>
+        <w:pStyle w:val="Heading2"/>
         <w:keepNext/>
         <w:pBdr>
           <w:bottom w:val="single" w:sz="8" w:space="3" w:color="003A70"/>
@@ -507,7 +515,7 @@
           <w:b/>
           <w:color w:val="003A70"/>
           <w:spacing w:val="14"/>
-          <w:sz w:val="19"/>
+          <w:sz w:val="22"/>
           <w:szCs w:val="19"/>
         </w:rPr>
         <w:t xml:space="preserve">WATCH ME</w:t>
@@ -526,7 +534,7 @@
           <w:rFonts w:ascii="Avenir Next" w:hAnsi="Avenir Next" w:cs="Avenir Next" w:eastAsia="Avenir Next"/>
           <w:i/>
           <w:color w:val="5A5F66"/>
-          <w:sz w:val="17"/>
+          <w:sz w:val="22"/>
           <w:szCs w:val="17"/>
         </w:rPr>
         <w:t xml:space="preserve">the steps in action</w:t>
@@ -541,7 +549,7 @@
           <w:rFonts w:ascii="Avenir Next" w:hAnsi="Avenir Next" w:cs="Avenir Next" w:eastAsia="Avenir Next"/>
           <w:b/>
           <w:color w:val="1A1A1A"/>
-          <w:sz w:val="21"/>
+          <w:sz w:val="22"/>
           <w:szCs w:val="21"/>
         </w:rPr>
         <w:t xml:space="preserve">Find 744 ÷ 6.</w:t>
@@ -560,25 +568,25 @@
           <w:rFonts w:ascii="Avenir Next" w:hAnsi="Avenir Next" w:cs="Avenir Next" w:eastAsia="Avenir Next"/>
           <w:b/>
           <w:color w:val="003A70"/>
+          <w:sz w:val="22"/>
+          <w:szCs w:val="19"/>
+        </w:rPr>
+        <w:t xml:space="preserve">Step 1</w:t>
+      </w:r>
+      <w:r>
+        <w:rPr>
+          <w:rFonts w:ascii="Avenir Next" w:hAnsi="Avenir Next" w:cs="Avenir Next" w:eastAsia="Avenir Next"/>
+          <w:color w:val="1A1A1A"/>
           <w:sz w:val="19"/>
           <w:szCs w:val="19"/>
         </w:rPr>
-        <w:t xml:space="preserve">Step 1</w:t>
-      </w:r>
-      <w:r>
-        <w:rPr>
-          <w:rFonts w:ascii="Avenir Next" w:hAnsi="Avenir Next" w:cs="Avenir Next" w:eastAsia="Avenir Next"/>
-          <w:color w:val="1A1A1A"/>
-          <w:sz w:val="19"/>
-          <w:szCs w:val="19"/>
-        </w:rPr>
         <w:tab/>
       </w:r>
       <w:r>
         <w:rPr>
           <w:rFonts w:ascii="Avenir Next" w:hAnsi="Avenir Next" w:cs="Avenir Next" w:eastAsia="Avenir Next"/>
           <w:color w:val="1A1A1A"/>
-          <w:sz w:val="21"/>
+          <w:sz w:val="22"/>
           <w:szCs w:val="21"/>
         </w:rPr>
         <w:t xml:space="preserve">7 ÷ 6 = 1. Write 1 above the 7.</w:t>
@@ -597,25 +605,25 @@
           <w:rFonts w:ascii="Avenir Next" w:hAnsi="Avenir Next" w:cs="Avenir Next" w:eastAsia="Avenir Next"/>
           <w:b/>
           <w:color w:val="003A70"/>
+          <w:sz w:val="22"/>
+          <w:szCs w:val="19"/>
+        </w:rPr>
+        <w:t xml:space="preserve">Step 2</w:t>
+      </w:r>
+      <w:r>
+        <w:rPr>
+          <w:rFonts w:ascii="Avenir Next" w:hAnsi="Avenir Next" w:cs="Avenir Next" w:eastAsia="Avenir Next"/>
+          <w:color w:val="1A1A1A"/>
           <w:sz w:val="19"/>
           <w:szCs w:val="19"/>
         </w:rPr>
-        <w:t xml:space="preserve">Step 2</w:t>
-      </w:r>
-      <w:r>
-        <w:rPr>
-          <w:rFonts w:ascii="Avenir Next" w:hAnsi="Avenir Next" w:cs="Avenir Next" w:eastAsia="Avenir Next"/>
-          <w:color w:val="1A1A1A"/>
-          <w:sz w:val="19"/>
-          <w:szCs w:val="19"/>
-        </w:rPr>
         <w:tab/>
       </w:r>
       <w:r>
         <w:rPr>
           <w:rFonts w:ascii="Avenir Next" w:hAnsi="Avenir Next" w:cs="Avenir Next" w:eastAsia="Avenir Next"/>
           <w:color w:val="1A1A1A"/>
-          <w:sz w:val="21"/>
+          <w:sz w:val="22"/>
           <w:szCs w:val="21"/>
         </w:rPr>
         <w:t xml:space="preserve">1 × 6 = 6. 7 − 6 = 1. Bring down 4 to make 14.</w:t>
@@ -634,25 +642,25 @@
           <w:rFonts w:ascii="Avenir Next" w:hAnsi="Avenir Next" w:cs="Avenir Next" w:eastAsia="Avenir Next"/>
           <w:b/>
           <w:color w:val="003A70"/>
+          <w:sz w:val="22"/>
+          <w:szCs w:val="19"/>
+        </w:rPr>
+        <w:t xml:space="preserve">Step 3</w:t>
+      </w:r>
+      <w:r>
+        <w:rPr>
+          <w:rFonts w:ascii="Avenir Next" w:hAnsi="Avenir Next" w:cs="Avenir Next" w:eastAsia="Avenir Next"/>
+          <w:color w:val="1A1A1A"/>
           <w:sz w:val="19"/>
           <w:szCs w:val="19"/>
         </w:rPr>
-        <w:t xml:space="preserve">Step 3</w:t>
-      </w:r>
-      <w:r>
-        <w:rPr>
-          <w:rFonts w:ascii="Avenir Next" w:hAnsi="Avenir Next" w:cs="Avenir Next" w:eastAsia="Avenir Next"/>
-          <w:color w:val="1A1A1A"/>
-          <w:sz w:val="19"/>
-          <w:szCs w:val="19"/>
-        </w:rPr>
         <w:tab/>
       </w:r>
       <w:r>
         <w:rPr>
           <w:rFonts w:ascii="Avenir Next" w:hAnsi="Avenir Next" w:cs="Avenir Next" w:eastAsia="Avenir Next"/>
           <w:color w:val="1A1A1A"/>
-          <w:sz w:val="21"/>
+          <w:sz w:val="22"/>
           <w:szCs w:val="21"/>
         </w:rPr>
         <w:t xml:space="preserve">14 ÷ 6 = 2 R 2. Bring down 4 to make 24. 24 ÷ 6 = 4.</w:t>
@@ -671,18 +679,18 @@
           <w:rFonts w:ascii="Avenir Next" w:hAnsi="Avenir Next" w:cs="Avenir Next" w:eastAsia="Avenir Next"/>
           <w:b/>
           <w:color w:val="1A1A1A"/>
+          <w:sz w:val="22"/>
+          <w:szCs w:val="21"/>
+        </w:rPr>
+        <w:t xml:space="preserve">Answer</w:t>
+      </w:r>
+      <w:r>
+        <w:rPr>
+          <w:rFonts w:ascii="Avenir Next" w:hAnsi="Avenir Next" w:cs="Avenir Next" w:eastAsia="Avenir Next"/>
+          <w:color w:val="1A1A1A"/>
           <w:sz w:val="21"/>
           <w:szCs w:val="21"/>
         </w:rPr>
-        <w:t xml:space="preserve">Answer</w:t>
-      </w:r>
-      <w:r>
-        <w:rPr>
-          <w:rFonts w:ascii="Avenir Next" w:hAnsi="Avenir Next" w:cs="Avenir Next" w:eastAsia="Avenir Next"/>
-          <w:color w:val="1A1A1A"/>
-          <w:sz w:val="21"/>
-          <w:szCs w:val="21"/>
-        </w:rPr>
         <w:tab/>
       </w:r>
       <w:r>
@@ -690,7 +698,7 @@
           <w:rFonts w:ascii="Avenir Next" w:hAnsi="Avenir Next" w:cs="Avenir Next" w:eastAsia="Avenir Next"/>
           <w:b/>
           <w:color w:val="1A1A1A"/>
-          <w:sz w:val="21"/>
+          <w:sz w:val="22"/>
           <w:szCs w:val="21"/>
         </w:rPr>
         <w:t xml:space="preserve">124</w:t>
@@ -698,6 +706,7 @@
     </w:p>
     <w:p>
       <w:pPr>
+        <w:pStyle w:val="Heading2"/>
         <w:keepNext/>
         <w:pBdr>
           <w:bottom w:val="single" w:sz="8" w:space="3" w:color="003A70"/>
@@ -713,7 +722,7 @@
           <w:b/>
           <w:color w:val="003A70"/>
           <w:spacing w:val="14"/>
-          <w:sz w:val="19"/>
+          <w:sz w:val="22"/>
           <w:szCs w:val="19"/>
         </w:rPr>
         <w:t xml:space="preserve">TRY IT WITH HELP</w:t>
@@ -732,7 +741,7 @@
           <w:rFonts w:ascii="Avenir Next" w:hAnsi="Avenir Next" w:cs="Avenir Next" w:eastAsia="Avenir Next"/>
           <w:i/>
           <w:color w:val="5A5F66"/>
-          <w:sz w:val="17"/>
+          <w:sz w:val="22"/>
           <w:szCs w:val="17"/>
         </w:rPr>
         <w:t xml:space="preserve">fill in each step</w:t>
@@ -790,47 +799,47 @@
           <w:rFonts w:ascii="Avenir Next" w:hAnsi="Avenir Next" w:cs="Avenir Next" w:eastAsia="Avenir Next"/>
           <w:b/>
           <w:color w:val="003A70"/>
+          <w:sz w:val="22"/>
+          <w:szCs w:val="18"/>
+        </w:rPr>
+        <w:t xml:space="preserve">Step 1: 4 goes into 15 ____ whole times. Write that digit above the 5.</w:t>
+      </w:r>
+      <w:r>
+        <w:rPr>
+          <w:rFonts w:ascii="Avenir Next" w:hAnsi="Avenir Next" w:cs="Avenir Next" w:eastAsia="Avenir Next"/>
+          <w:color w:val="1A1A1A"/>
           <w:sz w:val="18"/>
           <w:szCs w:val="18"/>
         </w:rPr>
-        <w:t xml:space="preserve">Step 1</w:t>
-      </w:r>
-      <w:r>
-        <w:rPr>
-          <w:rFonts w:ascii="Avenir Next" w:hAnsi="Avenir Next" w:cs="Avenir Next" w:eastAsia="Avenir Next"/>
-          <w:color w:val="1A1A1A"/>
-          <w:sz w:val="18"/>
-          <w:szCs w:val="18"/>
-        </w:rPr>
         <w:tab/>
       </w:r>
       <w:r>
         <w:rPr>
           <w:rFonts w:ascii="Avenir Next" w:hAnsi="Avenir Next" w:cs="Avenir Next" w:eastAsia="Avenir Next"/>
           <w:color w:val="1A1A1A"/>
+          <w:sz w:val="22"/>
+          <w:szCs w:val="21"/>
+        </w:rPr>
+        <w:t xml:space="preserve"/>
+      </w:r>
+      <w:r>
+        <w:rPr>
+          <w:rFonts w:ascii="Avenir Next" w:hAnsi="Avenir Next" w:cs="Avenir Next" w:eastAsia="Avenir Next"/>
+          <w:color w:val="1A1A1A"/>
           <w:sz w:val="21"/>
           <w:szCs w:val="21"/>
-        </w:rPr>
-        <w:t xml:space="preserve">15 ÷ 4 = </w:t>
-      </w:r>
-      <w:r>
-        <w:rPr>
-          <w:rFonts w:ascii="Avenir Next" w:hAnsi="Avenir Next" w:cs="Avenir Next" w:eastAsia="Avenir Next"/>
-          <w:color w:val="1A1A1A"/>
-          <w:sz w:val="21"/>
-          <w:szCs w:val="21"/>
           <w:u w:val="single"/>
         </w:rPr>
-        <w:t xml:space="preserve">                </w:t>
-      </w:r>
-      <w:r>
-        <w:rPr>
-          <w:rFonts w:ascii="Avenir Next" w:hAnsi="Avenir Next" w:cs="Avenir Next" w:eastAsia="Avenir Next"/>
-          <w:color w:val="1A1A1A"/>
-          <w:sz w:val="21"/>
-          <w:szCs w:val="21"/>
-        </w:rPr>
-        <w:t xml:space="preserve">. Write it above the 5.</w:t>
+        <w:t xml:space="preserve"/>
+      </w:r>
+      <w:r>
+        <w:rPr>
+          <w:rFonts w:ascii="Avenir Next" w:hAnsi="Avenir Next" w:cs="Avenir Next" w:eastAsia="Avenir Next"/>
+          <w:color w:val="1A1A1A"/>
+          <w:sz w:val="22"/>
+          <w:szCs w:val="21"/>
+        </w:rPr>
+        <w:t xml:space="preserve"/>
       </w:r>
     </w:p>
     <w:p>
@@ -847,28 +856,47 @@
           <w:rFonts w:ascii="Avenir Next" w:hAnsi="Avenir Next" w:cs="Avenir Next" w:eastAsia="Avenir Next"/>
           <w:b/>
           <w:color w:val="003A70"/>
+          <w:sz w:val="22"/>
+          <w:szCs w:val="18"/>
+        </w:rPr>
+        <w:t xml:space="preserve">Step 2</w:t>
+      </w:r>
+      <w:r>
+        <w:rPr>
+          <w:rFonts w:ascii="Avenir Next" w:hAnsi="Avenir Next" w:cs="Avenir Next" w:eastAsia="Avenir Next"/>
+          <w:color w:val="1A1A1A"/>
           <w:sz w:val="18"/>
           <w:szCs w:val="18"/>
         </w:rPr>
-        <w:t xml:space="preserve">Step 2</w:t>
-      </w:r>
-      <w:r>
-        <w:rPr>
-          <w:rFonts w:ascii="Avenir Next" w:hAnsi="Avenir Next" w:cs="Avenir Next" w:eastAsia="Avenir Next"/>
-          <w:color w:val="1A1A1A"/>
-          <w:sz w:val="18"/>
-          <w:szCs w:val="18"/>
-        </w:rPr>
         <w:tab/>
       </w:r>
       <w:r>
         <w:rPr>
           <w:rFonts w:ascii="Avenir Next" w:hAnsi="Avenir Next" w:cs="Avenir Next" w:eastAsia="Avenir Next"/>
           <w:color w:val="1A1A1A"/>
+          <w:sz w:val="22"/>
+          <w:szCs w:val="21"/>
+        </w:rPr>
+        <w:t xml:space="preserve">3 × 4 = 12. 15 − 12 = </w:t>
+      </w:r>
+      <w:r>
+        <w:rPr>
+          <w:rFonts w:ascii="Avenir Next" w:hAnsi="Avenir Next" w:cs="Avenir Next" w:eastAsia="Avenir Next"/>
+          <w:color w:val="1A1A1A"/>
           <w:sz w:val="21"/>
           <w:szCs w:val="21"/>
-        </w:rPr>
-        <w:t xml:space="preserve">3 × 4 = 12. 15 − 12 = </w:t>
+          <w:u w:val="single"/>
+        </w:rPr>
+        <w:t xml:space="preserve">                </w:t>
+      </w:r>
+      <w:r>
+        <w:rPr>
+          <w:rFonts w:ascii="Avenir Next" w:hAnsi="Avenir Next" w:cs="Avenir Next" w:eastAsia="Avenir Next"/>
+          <w:color w:val="1A1A1A"/>
+          <w:sz w:val="22"/>
+          <w:szCs w:val="21"/>
+        </w:rPr>
+        <w:t xml:space="preserve">. Bring down 6 to make </w:t>
       </w:r>
       <w:r>
         <w:rPr>
@@ -884,26 +912,7 @@
         <w:rPr>
           <w:rFonts w:ascii="Avenir Next" w:hAnsi="Avenir Next" w:cs="Avenir Next" w:eastAsia="Avenir Next"/>
           <w:color w:val="1A1A1A"/>
-          <w:sz w:val="21"/>
-          <w:szCs w:val="21"/>
-        </w:rPr>
-        <w:t xml:space="preserve">. Bring down 6 to make </w:t>
-      </w:r>
-      <w:r>
-        <w:rPr>
-          <w:rFonts w:ascii="Avenir Next" w:hAnsi="Avenir Next" w:cs="Avenir Next" w:eastAsia="Avenir Next"/>
-          <w:color w:val="1A1A1A"/>
-          <w:sz w:val="21"/>
-          <w:szCs w:val="21"/>
-          <w:u w:val="single"/>
-        </w:rPr>
-        <w:t xml:space="preserve">                </w:t>
-      </w:r>
-      <w:r>
-        <w:rPr>
-          <w:rFonts w:ascii="Avenir Next" w:hAnsi="Avenir Next" w:cs="Avenir Next" w:eastAsia="Avenir Next"/>
-          <w:color w:val="1A1A1A"/>
-          <w:sz w:val="21"/>
+          <w:sz w:val="22"/>
           <w:szCs w:val="21"/>
         </w:rPr>
         <w:t xml:space="preserve">.</w:t>
@@ -923,28 +932,47 @@
           <w:rFonts w:ascii="Avenir Next" w:hAnsi="Avenir Next" w:cs="Avenir Next" w:eastAsia="Avenir Next"/>
           <w:b/>
           <w:color w:val="003A70"/>
+          <w:sz w:val="22"/>
+          <w:szCs w:val="18"/>
+        </w:rPr>
+        <w:t xml:space="preserve">Step 3</w:t>
+      </w:r>
+      <w:r>
+        <w:rPr>
+          <w:rFonts w:ascii="Avenir Next" w:hAnsi="Avenir Next" w:cs="Avenir Next" w:eastAsia="Avenir Next"/>
+          <w:color w:val="1A1A1A"/>
           <w:sz w:val="18"/>
           <w:szCs w:val="18"/>
         </w:rPr>
-        <w:t xml:space="preserve">Step 3</w:t>
-      </w:r>
-      <w:r>
-        <w:rPr>
-          <w:rFonts w:ascii="Avenir Next" w:hAnsi="Avenir Next" w:cs="Avenir Next" w:eastAsia="Avenir Next"/>
-          <w:color w:val="1A1A1A"/>
-          <w:sz w:val="18"/>
-          <w:szCs w:val="18"/>
-        </w:rPr>
         <w:tab/>
       </w:r>
       <w:r>
         <w:rPr>
           <w:rFonts w:ascii="Avenir Next" w:hAnsi="Avenir Next" w:cs="Avenir Next" w:eastAsia="Avenir Next"/>
           <w:color w:val="1A1A1A"/>
+          <w:sz w:val="22"/>
+          <w:szCs w:val="21"/>
+        </w:rPr>
+        <w:t xml:space="preserve">36 ÷ 4 = </w:t>
+      </w:r>
+      <w:r>
+        <w:rPr>
+          <w:rFonts w:ascii="Avenir Next" w:hAnsi="Avenir Next" w:cs="Avenir Next" w:eastAsia="Avenir Next"/>
+          <w:color w:val="1A1A1A"/>
           <w:sz w:val="21"/>
           <w:szCs w:val="21"/>
-        </w:rPr>
-        <w:t xml:space="preserve">36 ÷ 4 = </w:t>
+          <w:u w:val="single"/>
+        </w:rPr>
+        <w:t xml:space="preserve">                </w:t>
+      </w:r>
+      <w:r>
+        <w:rPr>
+          <w:rFonts w:ascii="Avenir Next" w:hAnsi="Avenir Next" w:cs="Avenir Next" w:eastAsia="Avenir Next"/>
+          <w:color w:val="1A1A1A"/>
+          <w:sz w:val="22"/>
+          <w:szCs w:val="21"/>
+        </w:rPr>
+        <w:t xml:space="preserve">. The quotient is </w:t>
       </w:r>
       <w:r>
         <w:rPr>
@@ -960,26 +988,7 @@
         <w:rPr>
           <w:rFonts w:ascii="Avenir Next" w:hAnsi="Avenir Next" w:cs="Avenir Next" w:eastAsia="Avenir Next"/>
           <w:color w:val="1A1A1A"/>
-          <w:sz w:val="21"/>
-          <w:szCs w:val="21"/>
-        </w:rPr>
-        <w:t xml:space="preserve">. The quotient is </w:t>
-      </w:r>
-      <w:r>
-        <w:rPr>
-          <w:rFonts w:ascii="Avenir Next" w:hAnsi="Avenir Next" w:cs="Avenir Next" w:eastAsia="Avenir Next"/>
-          <w:color w:val="1A1A1A"/>
-          <w:sz w:val="21"/>
-          <w:szCs w:val="21"/>
-          <w:u w:val="single"/>
-        </w:rPr>
-        <w:t xml:space="preserve">                </w:t>
-      </w:r>
-      <w:r>
-        <w:rPr>
-          <w:rFonts w:ascii="Avenir Next" w:hAnsi="Avenir Next" w:cs="Avenir Next" w:eastAsia="Avenir Next"/>
-          <w:color w:val="1A1A1A"/>
-          <w:sz w:val="21"/>
+          <w:sz w:val="22"/>
           <w:szCs w:val="21"/>
         </w:rPr>
         <w:t xml:space="preserve">.</w:t>
@@ -1042,47 +1051,47 @@
           <w:rFonts w:ascii="Avenir Next" w:hAnsi="Avenir Next" w:cs="Avenir Next" w:eastAsia="Avenir Next"/>
           <w:b/>
           <w:color w:val="003A70"/>
+          <w:sz w:val="22"/>
+          <w:szCs w:val="18"/>
+        </w:rPr>
+        <w:t xml:space="preserve">Step 1: 6 goes into 8 ____ whole time. Write that digit above the 8.</w:t>
+      </w:r>
+      <w:r>
+        <w:rPr>
+          <w:rFonts w:ascii="Avenir Next" w:hAnsi="Avenir Next" w:cs="Avenir Next" w:eastAsia="Avenir Next"/>
+          <w:color w:val="1A1A1A"/>
           <w:sz w:val="18"/>
           <w:szCs w:val="18"/>
         </w:rPr>
-        <w:t xml:space="preserve">Step 1</w:t>
-      </w:r>
-      <w:r>
-        <w:rPr>
-          <w:rFonts w:ascii="Avenir Next" w:hAnsi="Avenir Next" w:cs="Avenir Next" w:eastAsia="Avenir Next"/>
-          <w:color w:val="1A1A1A"/>
-          <w:sz w:val="18"/>
-          <w:szCs w:val="18"/>
-        </w:rPr>
         <w:tab/>
       </w:r>
       <w:r>
         <w:rPr>
           <w:rFonts w:ascii="Avenir Next" w:hAnsi="Avenir Next" w:cs="Avenir Next" w:eastAsia="Avenir Next"/>
           <w:color w:val="1A1A1A"/>
+          <w:sz w:val="22"/>
+          <w:szCs w:val="21"/>
+        </w:rPr>
+        <w:t xml:space="preserve"/>
+      </w:r>
+      <w:r>
+        <w:rPr>
+          <w:rFonts w:ascii="Avenir Next" w:hAnsi="Avenir Next" w:cs="Avenir Next" w:eastAsia="Avenir Next"/>
+          <w:color w:val="1A1A1A"/>
           <w:sz w:val="21"/>
           <w:szCs w:val="21"/>
-        </w:rPr>
-        <w:t xml:space="preserve">8 ÷ 6 = </w:t>
-      </w:r>
-      <w:r>
-        <w:rPr>
-          <w:rFonts w:ascii="Avenir Next" w:hAnsi="Avenir Next" w:cs="Avenir Next" w:eastAsia="Avenir Next"/>
-          <w:color w:val="1A1A1A"/>
-          <w:sz w:val="21"/>
-          <w:szCs w:val="21"/>
           <w:u w:val="single"/>
         </w:rPr>
-        <w:t xml:space="preserve">                </w:t>
-      </w:r>
-      <w:r>
-        <w:rPr>
-          <w:rFonts w:ascii="Avenir Next" w:hAnsi="Avenir Next" w:cs="Avenir Next" w:eastAsia="Avenir Next"/>
-          <w:color w:val="1A1A1A"/>
-          <w:sz w:val="21"/>
-          <w:szCs w:val="21"/>
-        </w:rPr>
-        <w:t xml:space="preserve">. Write it above the 8.</w:t>
+        <w:t xml:space="preserve"/>
+      </w:r>
+      <w:r>
+        <w:rPr>
+          <w:rFonts w:ascii="Avenir Next" w:hAnsi="Avenir Next" w:cs="Avenir Next" w:eastAsia="Avenir Next"/>
+          <w:color w:val="1A1A1A"/>
+          <w:sz w:val="22"/>
+          <w:szCs w:val="21"/>
+        </w:rPr>
+        <w:t xml:space="preserve"/>
       </w:r>
     </w:p>
     <w:p>
@@ -1099,28 +1108,47 @@
           <w:rFonts w:ascii="Avenir Next" w:hAnsi="Avenir Next" w:cs="Avenir Next" w:eastAsia="Avenir Next"/>
           <w:b/>
           <w:color w:val="003A70"/>
+          <w:sz w:val="22"/>
+          <w:szCs w:val="18"/>
+        </w:rPr>
+        <w:t xml:space="preserve">Step 2</w:t>
+      </w:r>
+      <w:r>
+        <w:rPr>
+          <w:rFonts w:ascii="Avenir Next" w:hAnsi="Avenir Next" w:cs="Avenir Next" w:eastAsia="Avenir Next"/>
+          <w:color w:val="1A1A1A"/>
           <w:sz w:val="18"/>
           <w:szCs w:val="18"/>
         </w:rPr>
-        <w:t xml:space="preserve">Step 2</w:t>
-      </w:r>
-      <w:r>
-        <w:rPr>
-          <w:rFonts w:ascii="Avenir Next" w:hAnsi="Avenir Next" w:cs="Avenir Next" w:eastAsia="Avenir Next"/>
-          <w:color w:val="1A1A1A"/>
-          <w:sz w:val="18"/>
-          <w:szCs w:val="18"/>
-        </w:rPr>
         <w:tab/>
       </w:r>
       <w:r>
         <w:rPr>
           <w:rFonts w:ascii="Avenir Next" w:hAnsi="Avenir Next" w:cs="Avenir Next" w:eastAsia="Avenir Next"/>
           <w:color w:val="1A1A1A"/>
+          <w:sz w:val="22"/>
+          <w:szCs w:val="21"/>
+        </w:rPr>
+        <w:t xml:space="preserve">1 × 6 = 6. 8 − 6 = </w:t>
+      </w:r>
+      <w:r>
+        <w:rPr>
+          <w:rFonts w:ascii="Avenir Next" w:hAnsi="Avenir Next" w:cs="Avenir Next" w:eastAsia="Avenir Next"/>
+          <w:color w:val="1A1A1A"/>
           <w:sz w:val="21"/>
           <w:szCs w:val="21"/>
-        </w:rPr>
-        <w:t xml:space="preserve">1 × 6 = 6. 8 − 6 = </w:t>
+          <w:u w:val="single"/>
+        </w:rPr>
+        <w:t xml:space="preserve">                </w:t>
+      </w:r>
+      <w:r>
+        <w:rPr>
+          <w:rFonts w:ascii="Avenir Next" w:hAnsi="Avenir Next" w:cs="Avenir Next" w:eastAsia="Avenir Next"/>
+          <w:color w:val="1A1A1A"/>
+          <w:sz w:val="22"/>
+          <w:szCs w:val="21"/>
+        </w:rPr>
+        <w:t xml:space="preserve">. Bring down 4 to make </w:t>
       </w:r>
       <w:r>
         <w:rPr>
@@ -1136,26 +1164,7 @@
         <w:rPr>
           <w:rFonts w:ascii="Avenir Next" w:hAnsi="Avenir Next" w:cs="Avenir Next" w:eastAsia="Avenir Next"/>
           <w:color w:val="1A1A1A"/>
-          <w:sz w:val="21"/>
-          <w:szCs w:val="21"/>
-        </w:rPr>
-        <w:t xml:space="preserve">. Bring down 4 to make </w:t>
-      </w:r>
-      <w:r>
-        <w:rPr>
-          <w:rFonts w:ascii="Avenir Next" w:hAnsi="Avenir Next" w:cs="Avenir Next" w:eastAsia="Avenir Next"/>
-          <w:color w:val="1A1A1A"/>
-          <w:sz w:val="21"/>
-          <w:szCs w:val="21"/>
-          <w:u w:val="single"/>
-        </w:rPr>
-        <w:t xml:space="preserve">                </w:t>
-      </w:r>
-      <w:r>
-        <w:rPr>
-          <w:rFonts w:ascii="Avenir Next" w:hAnsi="Avenir Next" w:cs="Avenir Next" w:eastAsia="Avenir Next"/>
-          <w:color w:val="1A1A1A"/>
-          <w:sz w:val="21"/>
+          <w:sz w:val="22"/>
           <w:szCs w:val="21"/>
         </w:rPr>
         <w:t xml:space="preserve">.</w:t>
@@ -1175,35 +1184,35 @@
           <w:rFonts w:ascii="Avenir Next" w:hAnsi="Avenir Next" w:cs="Avenir Next" w:eastAsia="Avenir Next"/>
           <w:b/>
           <w:color w:val="003A70"/>
+          <w:sz w:val="22"/>
+          <w:szCs w:val="18"/>
+        </w:rPr>
+        <w:t xml:space="preserve">Step 3</w:t>
+      </w:r>
+      <w:r>
+        <w:rPr>
+          <w:rFonts w:ascii="Avenir Next" w:hAnsi="Avenir Next" w:cs="Avenir Next" w:eastAsia="Avenir Next"/>
+          <w:color w:val="1A1A1A"/>
           <w:sz w:val="18"/>
           <w:szCs w:val="18"/>
         </w:rPr>
-        <w:t xml:space="preserve">Step 3</w:t>
-      </w:r>
-      <w:r>
-        <w:rPr>
-          <w:rFonts w:ascii="Avenir Next" w:hAnsi="Avenir Next" w:cs="Avenir Next" w:eastAsia="Avenir Next"/>
-          <w:color w:val="1A1A1A"/>
-          <w:sz w:val="18"/>
-          <w:szCs w:val="18"/>
-        </w:rPr>
         <w:tab/>
       </w:r>
       <w:r>
         <w:rPr>
           <w:rFonts w:ascii="Avenir Next" w:hAnsi="Avenir Next" w:cs="Avenir Next" w:eastAsia="Avenir Next"/>
           <w:color w:val="1A1A1A"/>
+          <w:sz w:val="22"/>
+          <w:szCs w:val="21"/>
+        </w:rPr>
+        <w:t xml:space="preserve">24 ÷ 6 = 4. 6 ÷ 6 = 1. The quotient is </w:t>
+      </w:r>
+      <w:r>
+        <w:rPr>
+          <w:rFonts w:ascii="Avenir Next" w:hAnsi="Avenir Next" w:cs="Avenir Next" w:eastAsia="Avenir Next"/>
+          <w:color w:val="1A1A1A"/>
           <w:sz w:val="21"/>
           <w:szCs w:val="21"/>
-        </w:rPr>
-        <w:t xml:space="preserve">24 ÷ 6 = 4. 6 ÷ 6 = 1. The quotient is </w:t>
-      </w:r>
-      <w:r>
-        <w:rPr>
-          <w:rFonts w:ascii="Avenir Next" w:hAnsi="Avenir Next" w:cs="Avenir Next" w:eastAsia="Avenir Next"/>
-          <w:color w:val="1A1A1A"/>
-          <w:sz w:val="21"/>
-          <w:szCs w:val="21"/>
           <w:u w:val="single"/>
         </w:rPr>
         <w:t xml:space="preserve">                </w:t>
@@ -1212,7 +1221,7 @@
         <w:rPr>
           <w:rFonts w:ascii="Avenir Next" w:hAnsi="Avenir Next" w:cs="Avenir Next" w:eastAsia="Avenir Next"/>
           <w:color w:val="1A1A1A"/>
-          <w:sz w:val="21"/>
+          <w:sz w:val="22"/>
           <w:szCs w:val="21"/>
         </w:rPr>
         <w:t xml:space="preserve">.</w:t>
@@ -1225,6 +1234,7 @@
     </w:p>
     <w:p>
       <w:pPr>
+        <w:pStyle w:val="Heading2"/>
         <w:keepNext/>
         <w:pBdr>
           <w:bottom w:val="single" w:sz="8" w:space="3" w:color="003A70"/>
@@ -1240,7 +1250,7 @@
           <w:b/>
           <w:color w:val="003A70"/>
           <w:spacing w:val="14"/>
-          <w:sz w:val="19"/>
+          <w:sz w:val="22"/>
           <w:szCs w:val="19"/>
         </w:rPr>
         <w:t xml:space="preserve">YOUR TURN</w:t>
@@ -1259,7 +1269,7 @@
           <w:rFonts w:ascii="Avenir Next" w:hAnsi="Avenir Next" w:cs="Avenir Next" w:eastAsia="Avenir Next"/>
           <w:i/>
           <w:color w:val="5A5F66"/>
-          <w:sz w:val="17"/>
+          <w:sz w:val="22"/>
           <w:szCs w:val="17"/>
         </w:rPr>
         <w:t xml:space="preserve">use the steps on your own</w:t>
@@ -1431,7 +1441,7 @@
                       <w:szCs w:val="22"/>
                       <w:u w:val="single"/>
                     </w:rPr>
-                    <w:t xml:space="preserve">        </w:t>
+                    <w:t xml:space="preserve">            </w:t>
                   </w:r>
                 </w:p>
               </w:tc>
@@ -1493,7 +1503,7 @@
                       <w:szCs w:val="22"/>
                       <w:u w:val="single"/>
                     </w:rPr>
-                    <w:t xml:space="preserve">        </w:t>
+                    <w:t xml:space="preserve">            </w:t>
                   </w:r>
                 </w:p>
               </w:tc>
@@ -1555,7 +1565,7 @@
                       <w:szCs w:val="22"/>
                       <w:u w:val="single"/>
                     </w:rPr>
-                    <w:t xml:space="preserve">        </w:t>
+                    <w:t xml:space="preserve">            </w:t>
                   </w:r>
                 </w:p>
               </w:tc>
@@ -1623,7 +1633,7 @@
                       <w:szCs w:val="22"/>
                       <w:u w:val="single"/>
                     </w:rPr>
-                    <w:t xml:space="preserve">        </w:t>
+                    <w:t xml:space="preserve">            </w:t>
                   </w:r>
                 </w:p>
               </w:tc>
@@ -1685,7 +1695,7 @@
                       <w:szCs w:val="22"/>
                       <w:u w:val="single"/>
                     </w:rPr>
-                    <w:t xml:space="preserve">        </w:t>
+                    <w:t xml:space="preserve">            </w:t>
                   </w:r>
                 </w:p>
               </w:tc>
@@ -1747,7 +1757,7 @@
                       <w:szCs w:val="22"/>
                       <w:u w:val="single"/>
                     </w:rPr>
-                    <w:t xml:space="preserve">        </w:t>
+                    <w:t xml:space="preserve">            </w:t>
                   </w:r>
                 </w:p>
               </w:tc>
@@ -1770,7 +1780,7 @@
       <w:pPr>
         <w:pageBreakBefore/>
         <w:keepNext/>
-        <w:spacing w:before="0" w:after="12" w:line="264" w:lineRule="auto"/>
+        <w:spacing w:before="0" w:after="12" w:line="252" w:lineRule="auto"/>
       </w:pPr>
       <w:r>
         <w:rPr>
@@ -1779,7 +1789,7 @@
           <w:caps/>
           <w:color w:val="003A70"/>
           <w:spacing w:val="12"/>
-          <w:sz w:val="19"/>
+          <w:sz w:val="22"/>
           <w:szCs w:val="19"/>
         </w:rPr>
         <w:t xml:space="preserve">Lesson 2-7  ·  Session 1  ·  Prerequisite Practice A  ·  Skill 2 of 2</w:t>
@@ -1787,6 +1797,7 @@
     </w:p>
     <w:p>
       <w:pPr>
+        <w:pStyle w:val="Heading1"/>
         <w:keepNext/>
         <w:spacing w:before="0" w:after="10" w:line="240" w:lineRule="auto"/>
       </w:pPr>
@@ -1806,13 +1817,13 @@
         <w:pBdr>
           <w:bottom w:val="single" w:sz="4" w:space="5" w:color="C9CDD2"/>
         </w:pBdr>
-        <w:spacing w:before="0" w:after="60" w:line="264" w:lineRule="auto"/>
+        <w:spacing w:before="0" w:after="60" w:line="252" w:lineRule="auto"/>
       </w:pPr>
       <w:r>
         <w:rPr>
           <w:rFonts w:ascii="Avenir Next" w:hAnsi="Avenir Next" w:cs="Avenir Next" w:eastAsia="Avenir Next"/>
           <w:color w:val="5A5F66"/>
-          <w:sz w:val="17"/>
+          <w:sz w:val="22"/>
           <w:szCs w:val="17"/>
         </w:rPr>
         <w:t xml:space="preserve">Builds on Grade 5 · 5.NBT.B.6</w:t>
@@ -1855,7 +1866,8 @@
           </w:tcPr>
           <w:p>
             <w:pPr>
-              <w:spacing w:before="0" w:after="0" w:line="252" w:lineRule="auto"/>
+              <w:pStyle w:val="Heading2"/>
+              <w:spacing w:before="0" w:after="0" w:line="246" w:lineRule="auto"/>
             </w:pPr>
             <w:r>
               <w:rPr>
@@ -1878,13 +1890,13 @@
           </w:tcPr>
           <w:p>
             <w:pPr>
-              <w:spacing w:before="0" w:after="0" w:line="264" w:lineRule="auto"/>
+              <w:spacing w:before="0" w:after="0" w:line="252" w:lineRule="auto"/>
             </w:pPr>
             <w:r>
               <w:rPr>
                 <w:rFonts w:ascii="Avenir Next" w:hAnsi="Avenir Next" w:cs="Avenir Next" w:eastAsia="Avenir Next"/>
                 <w:color w:val="1A1A1A"/>
-                <w:sz w:val="20"/>
+                <w:sz w:val="22"/>
                 <w:szCs w:val="20"/>
               </w:rPr>
               <w:t xml:space="preserve">You will find 74.4 ÷ 6. An estimate, 72 ÷ 6 = 12, tells you the answer is near 12.</w:t>
@@ -1904,7 +1916,8 @@
           </w:tcPr>
           <w:p>
             <w:pPr>
-              <w:spacing w:before="0" w:after="0" w:line="252" w:lineRule="auto"/>
+              <w:pStyle w:val="Heading2"/>
+              <w:spacing w:before="0" w:after="0" w:line="246" w:lineRule="auto"/>
             </w:pPr>
             <w:r>
               <w:rPr>
@@ -1927,13 +1940,13 @@
           </w:tcPr>
           <w:p>
             <w:pPr>
-              <w:spacing w:before="0" w:after="0" w:line="264" w:lineRule="auto"/>
+              <w:spacing w:before="0" w:after="0" w:line="252" w:lineRule="auto"/>
             </w:pPr>
             <w:r>
               <w:rPr>
                 <w:rFonts w:ascii="Avenir Next" w:hAnsi="Avenir Next" w:cs="Avenir Next" w:eastAsia="Avenir Next"/>
                 <w:color w:val="1A1A1A"/>
-                <w:sz w:val="20"/>
+                <w:sz w:val="22"/>
                 <w:szCs w:val="20"/>
               </w:rPr>
               <w:t xml:space="preserve">Estimate a quotient with easy numbers, like 36.8 ÷ 4 is about 36 ÷ 4 = 9.  </w:t>
@@ -1943,7 +1956,7 @@
                 <w:rFonts w:ascii="Avenir Next" w:hAnsi="Avenir Next" w:cs="Avenir Next" w:eastAsia="Avenir Next"/>
                 <w:b/>
                 <w:color w:val="1A1A1A"/>
-                <w:sz w:val="20"/>
+                <w:sz w:val="22"/>
                 <w:szCs w:val="20"/>
               </w:rPr>
               <w:t xml:space="preserve">You will use it in Practice Form A, problems 3 and 5.</w:t>
@@ -1954,6 +1967,7 @@
     </w:tbl>
     <w:p>
       <w:pPr>
+        <w:pStyle w:val="Heading2"/>
         <w:keepNext/>
         <w:pBdr>
           <w:bottom w:val="single" w:sz="8" w:space="3" w:color="003A70"/>
@@ -1969,7 +1983,7 @@
           <w:b/>
           <w:color w:val="003A70"/>
           <w:spacing w:val="14"/>
-          <w:sz w:val="19"/>
+          <w:sz w:val="22"/>
           <w:szCs w:val="19"/>
         </w:rPr>
         <w:t xml:space="preserve">STEPS TO FOLLOW</w:t>
@@ -1988,7 +2002,7 @@
           <w:rFonts w:ascii="Avenir Next" w:hAnsi="Avenir Next" w:cs="Avenir Next" w:eastAsia="Avenir Next"/>
           <w:i/>
           <w:color w:val="5A5F66"/>
-          <w:sz w:val="17"/>
+          <w:sz w:val="22"/>
           <w:szCs w:val="17"/>
         </w:rPr>
         <w:t xml:space="preserve">use these same steps on every problem</w:t>
@@ -2030,6 +2044,7 @@
           </w:tcPr>
           <w:p>
             <w:pPr>
+              <w:pStyle w:val="Heading1"/>
               <w:spacing w:before="0" w:after="0" w:line="240" w:lineRule="auto"/>
               <w:jc w:val="center"/>
             </w:pPr>
@@ -2052,14 +2067,14 @@
           </w:tcPr>
           <w:p>
             <w:pPr>
-              <w:spacing w:before="0" w:after="0" w:line="264" w:lineRule="auto"/>
+              <w:spacing w:before="0" w:after="0" w:line="252" w:lineRule="auto"/>
             </w:pPr>
             <w:r>
               <w:rPr>
                 <w:rFonts w:ascii="Avenir Next" w:hAnsi="Avenir Next" w:cs="Avenir Next" w:eastAsia="Avenir Next"/>
                 <w:b/>
                 <w:color w:val="1A1A1A"/>
-                <w:sz w:val="21"/>
+                <w:sz w:val="22"/>
                 <w:szCs w:val="21"/>
               </w:rPr>
               <w:t xml:space="preserve">Round</w:t>
@@ -2068,7 +2083,7 @@
               <w:rPr>
                 <w:rFonts w:ascii="Avenir Next" w:hAnsi="Avenir Next" w:cs="Avenir Next" w:eastAsia="Avenir Next"/>
                 <w:color w:val="1A1A1A"/>
-                <w:sz w:val="21"/>
+                <w:sz w:val="22"/>
                 <w:szCs w:val="21"/>
               </w:rPr>
               <w:t xml:space="preserve"> the first number to one that divides easily.</w:t>
@@ -2087,6 +2102,7 @@
           </w:tcPr>
           <w:p>
             <w:pPr>
+              <w:pStyle w:val="Heading1"/>
               <w:spacing w:before="0" w:after="0" w:line="240" w:lineRule="auto"/>
               <w:jc w:val="center"/>
             </w:pPr>
@@ -2109,14 +2125,14 @@
           </w:tcPr>
           <w:p>
             <w:pPr>
-              <w:spacing w:before="0" w:after="0" w:line="264" w:lineRule="auto"/>
+              <w:spacing w:before="0" w:after="0" w:line="252" w:lineRule="auto"/>
             </w:pPr>
             <w:r>
               <w:rPr>
                 <w:rFonts w:ascii="Avenir Next" w:hAnsi="Avenir Next" w:cs="Avenir Next" w:eastAsia="Avenir Next"/>
                 <w:b/>
                 <w:color w:val="1A1A1A"/>
-                <w:sz w:val="21"/>
+                <w:sz w:val="22"/>
                 <w:szCs w:val="21"/>
               </w:rPr>
               <w:t xml:space="preserve">Divide</w:t>
@@ -2125,7 +2141,7 @@
               <w:rPr>
                 <w:rFonts w:ascii="Avenir Next" w:hAnsi="Avenir Next" w:cs="Avenir Next" w:eastAsia="Avenir Next"/>
                 <w:color w:val="1A1A1A"/>
-                <w:sz w:val="21"/>
+                <w:sz w:val="22"/>
                 <w:szCs w:val="21"/>
               </w:rPr>
               <w:t xml:space="preserve"> the easy numbers.</w:t>
@@ -2144,6 +2160,7 @@
           </w:tcPr>
           <w:p>
             <w:pPr>
+              <w:pStyle w:val="Heading1"/>
               <w:spacing w:before="0" w:after="0" w:line="240" w:lineRule="auto"/>
               <w:jc w:val="center"/>
             </w:pPr>
@@ -2166,14 +2183,14 @@
           </w:tcPr>
           <w:p>
             <w:pPr>
-              <w:spacing w:before="0" w:after="0" w:line="264" w:lineRule="auto"/>
+              <w:spacing w:before="0" w:after="0" w:line="252" w:lineRule="auto"/>
             </w:pPr>
             <w:r>
               <w:rPr>
                 <w:rFonts w:ascii="Avenir Next" w:hAnsi="Avenir Next" w:cs="Avenir Next" w:eastAsia="Avenir Next"/>
                 <w:b/>
                 <w:color w:val="1A1A1A"/>
-                <w:sz w:val="21"/>
+                <w:sz w:val="22"/>
                 <w:szCs w:val="21"/>
               </w:rPr>
               <w:t xml:space="preserve">Compare</w:t>
@@ -2182,7 +2199,7 @@
               <w:rPr>
                 <w:rFonts w:ascii="Avenir Next" w:hAnsi="Avenir Next" w:cs="Avenir Next" w:eastAsia="Avenir Next"/>
                 <w:color w:val="1A1A1A"/>
-                <w:sz w:val="21"/>
+                <w:sz w:val="22"/>
                 <w:szCs w:val="21"/>
               </w:rPr>
               <w:t xml:space="preserve"> the estimate with the answer you are checking.</w:t>
@@ -2193,6 +2210,7 @@
     </w:tbl>
     <w:p>
       <w:pPr>
+        <w:pStyle w:val="Heading2"/>
         <w:keepNext/>
         <w:pBdr>
           <w:bottom w:val="single" w:sz="8" w:space="3" w:color="003A70"/>
@@ -2208,7 +2226,7 @@
           <w:b/>
           <w:color w:val="003A70"/>
           <w:spacing w:val="14"/>
-          <w:sz w:val="19"/>
+          <w:sz w:val="22"/>
           <w:szCs w:val="19"/>
         </w:rPr>
         <w:t xml:space="preserve">WATCH ME</w:t>
@@ -2227,7 +2245,7 @@
           <w:rFonts w:ascii="Avenir Next" w:hAnsi="Avenir Next" w:cs="Avenir Next" w:eastAsia="Avenir Next"/>
           <w:i/>
           <w:color w:val="5A5F66"/>
-          <w:sz w:val="17"/>
+          <w:sz w:val="22"/>
           <w:szCs w:val="17"/>
         </w:rPr>
         <w:t xml:space="preserve">the steps in action</w:t>
@@ -2235,14 +2253,14 @@
     </w:p>
     <w:p>
       <w:pPr>
-        <w:spacing w:before="0" w:after="40" w:line="264" w:lineRule="auto"/>
+        <w:spacing w:before="0" w:after="40" w:line="252" w:lineRule="auto"/>
       </w:pPr>
       <w:r>
         <w:rPr>
           <w:rFonts w:ascii="Avenir Next" w:hAnsi="Avenir Next" w:cs="Avenir Next" w:eastAsia="Avenir Next"/>
           <w:b/>
           <w:color w:val="1A1A1A"/>
-          <w:sz w:val="21"/>
+          <w:sz w:val="22"/>
           <w:szCs w:val="21"/>
         </w:rPr>
         <w:t xml:space="preserve">Is 36.8 ÷ 4 = 0.92 reasonable?</w:t>
@@ -2253,7 +2271,7 @@
         <w:tabs>
           <w:tab w:val="left" w:pos="950"/>
         </w:tabs>
-        <w:spacing w:before="0" w:after="24" w:line="256" w:lineRule="auto"/>
+        <w:spacing w:before="0" w:after="24" w:line="248" w:lineRule="auto"/>
         <w:ind w:left="950" w:hanging="950"/>
       </w:pPr>
       <w:r>
@@ -2261,25 +2279,25 @@
           <w:rFonts w:ascii="Avenir Next" w:hAnsi="Avenir Next" w:cs="Avenir Next" w:eastAsia="Avenir Next"/>
           <w:b/>
           <w:color w:val="003A70"/>
+          <w:sz w:val="22"/>
+          <w:szCs w:val="19"/>
+        </w:rPr>
+        <w:t xml:space="preserve">Step 1</w:t>
+      </w:r>
+      <w:r>
+        <w:rPr>
+          <w:rFonts w:ascii="Avenir Next" w:hAnsi="Avenir Next" w:cs="Avenir Next" w:eastAsia="Avenir Next"/>
+          <w:color w:val="1A1A1A"/>
           <w:sz w:val="19"/>
           <w:szCs w:val="19"/>
         </w:rPr>
-        <w:t xml:space="preserve">Step 1</w:t>
-      </w:r>
-      <w:r>
-        <w:rPr>
-          <w:rFonts w:ascii="Avenir Next" w:hAnsi="Avenir Next" w:cs="Avenir Next" w:eastAsia="Avenir Next"/>
-          <w:color w:val="1A1A1A"/>
-          <w:sz w:val="19"/>
-          <w:szCs w:val="19"/>
-        </w:rPr>
         <w:tab/>
       </w:r>
       <w:r>
         <w:rPr>
           <w:rFonts w:ascii="Avenir Next" w:hAnsi="Avenir Next" w:cs="Avenir Next" w:eastAsia="Avenir Next"/>
           <w:color w:val="1A1A1A"/>
-          <w:sz w:val="21"/>
+          <w:sz w:val="22"/>
           <w:szCs w:val="21"/>
         </w:rPr>
         <w:t xml:space="preserve">36.8 is close to 36.</w:t>
@@ -2290,7 +2308,7 @@
         <w:tabs>
           <w:tab w:val="left" w:pos="950"/>
         </w:tabs>
-        <w:spacing w:before="0" w:after="24" w:line="256" w:lineRule="auto"/>
+        <w:spacing w:before="0" w:after="24" w:line="248" w:lineRule="auto"/>
         <w:ind w:left="950" w:hanging="950"/>
       </w:pPr>
       <w:r>
@@ -2298,25 +2316,25 @@
           <w:rFonts w:ascii="Avenir Next" w:hAnsi="Avenir Next" w:cs="Avenir Next" w:eastAsia="Avenir Next"/>
           <w:b/>
           <w:color w:val="003A70"/>
+          <w:sz w:val="22"/>
+          <w:szCs w:val="19"/>
+        </w:rPr>
+        <w:t xml:space="preserve">Step 2</w:t>
+      </w:r>
+      <w:r>
+        <w:rPr>
+          <w:rFonts w:ascii="Avenir Next" w:hAnsi="Avenir Next" w:cs="Avenir Next" w:eastAsia="Avenir Next"/>
+          <w:color w:val="1A1A1A"/>
           <w:sz w:val="19"/>
           <w:szCs w:val="19"/>
         </w:rPr>
-        <w:t xml:space="preserve">Step 2</w:t>
-      </w:r>
-      <w:r>
-        <w:rPr>
-          <w:rFonts w:ascii="Avenir Next" w:hAnsi="Avenir Next" w:cs="Avenir Next" w:eastAsia="Avenir Next"/>
-          <w:color w:val="1A1A1A"/>
-          <w:sz w:val="19"/>
-          <w:szCs w:val="19"/>
-        </w:rPr>
         <w:tab/>
       </w:r>
       <w:r>
         <w:rPr>
           <w:rFonts w:ascii="Avenir Next" w:hAnsi="Avenir Next" w:cs="Avenir Next" w:eastAsia="Avenir Next"/>
           <w:color w:val="1A1A1A"/>
-          <w:sz w:val="21"/>
+          <w:sz w:val="22"/>
           <w:szCs w:val="21"/>
         </w:rPr>
         <w:t xml:space="preserve">36 ÷ 4 = 9.</w:t>
@@ -2327,7 +2345,7 @@
         <w:tabs>
           <w:tab w:val="left" w:pos="950"/>
         </w:tabs>
-        <w:spacing w:before="0" w:after="24" w:line="256" w:lineRule="auto"/>
+        <w:spacing w:before="0" w:after="24" w:line="248" w:lineRule="auto"/>
         <w:ind w:left="950" w:hanging="950"/>
       </w:pPr>
       <w:r>
@@ -2335,25 +2353,25 @@
           <w:rFonts w:ascii="Avenir Next" w:hAnsi="Avenir Next" w:cs="Avenir Next" w:eastAsia="Avenir Next"/>
           <w:b/>
           <w:color w:val="003A70"/>
+          <w:sz w:val="22"/>
+          <w:szCs w:val="19"/>
+        </w:rPr>
+        <w:t xml:space="preserve">Step 3</w:t>
+      </w:r>
+      <w:r>
+        <w:rPr>
+          <w:rFonts w:ascii="Avenir Next" w:hAnsi="Avenir Next" w:cs="Avenir Next" w:eastAsia="Avenir Next"/>
+          <w:color w:val="1A1A1A"/>
           <w:sz w:val="19"/>
           <w:szCs w:val="19"/>
         </w:rPr>
-        <w:t xml:space="preserve">Step 3</w:t>
-      </w:r>
-      <w:r>
-        <w:rPr>
-          <w:rFonts w:ascii="Avenir Next" w:hAnsi="Avenir Next" w:cs="Avenir Next" w:eastAsia="Avenir Next"/>
-          <w:color w:val="1A1A1A"/>
-          <w:sz w:val="19"/>
-          <w:szCs w:val="19"/>
-        </w:rPr>
         <w:tab/>
       </w:r>
       <w:r>
         <w:rPr>
           <w:rFonts w:ascii="Avenir Next" w:hAnsi="Avenir Next" w:cs="Avenir Next" w:eastAsia="Avenir Next"/>
           <w:color w:val="1A1A1A"/>
-          <w:sz w:val="21"/>
+          <w:sz w:val="22"/>
           <w:szCs w:val="21"/>
         </w:rPr>
         <w:t xml:space="preserve">0.92 is far from 9. It is not reasonable.</w:t>
@@ -2364,7 +2382,7 @@
         <w:tabs>
           <w:tab w:val="left" w:pos="950"/>
         </w:tabs>
-        <w:spacing w:before="20" w:after="0" w:line="256" w:lineRule="auto"/>
+        <w:spacing w:before="20" w:after="0" w:line="248" w:lineRule="auto"/>
         <w:ind w:left="950" w:hanging="950"/>
       </w:pPr>
       <w:r>
@@ -2372,18 +2390,18 @@
           <w:rFonts w:ascii="Avenir Next" w:hAnsi="Avenir Next" w:cs="Avenir Next" w:eastAsia="Avenir Next"/>
           <w:b/>
           <w:color w:val="1A1A1A"/>
+          <w:sz w:val="22"/>
+          <w:szCs w:val="21"/>
+        </w:rPr>
+        <w:t xml:space="preserve">Answer</w:t>
+      </w:r>
+      <w:r>
+        <w:rPr>
+          <w:rFonts w:ascii="Avenir Next" w:hAnsi="Avenir Next" w:cs="Avenir Next" w:eastAsia="Avenir Next"/>
+          <w:color w:val="1A1A1A"/>
           <w:sz w:val="21"/>
           <w:szCs w:val="21"/>
         </w:rPr>
-        <w:t xml:space="preserve">Answer</w:t>
-      </w:r>
-      <w:r>
-        <w:rPr>
-          <w:rFonts w:ascii="Avenir Next" w:hAnsi="Avenir Next" w:cs="Avenir Next" w:eastAsia="Avenir Next"/>
-          <w:color w:val="1A1A1A"/>
-          <w:sz w:val="21"/>
-          <w:szCs w:val="21"/>
-        </w:rPr>
         <w:tab/>
       </w:r>
       <w:r>
@@ -2391,7 +2409,7 @@
           <w:rFonts w:ascii="Avenir Next" w:hAnsi="Avenir Next" w:cs="Avenir Next" w:eastAsia="Avenir Next"/>
           <w:b/>
           <w:color w:val="1A1A1A"/>
-          <w:sz w:val="21"/>
+          <w:sz w:val="22"/>
           <w:szCs w:val="21"/>
         </w:rPr>
         <w:t xml:space="preserve">The estimate is 9, so 0.92 is not reasonable.</w:t>
@@ -2399,6 +2417,7 @@
     </w:p>
     <w:p>
       <w:pPr>
+        <w:pStyle w:val="Heading2"/>
         <w:keepNext/>
         <w:pBdr>
           <w:bottom w:val="single" w:sz="8" w:space="3" w:color="003A70"/>
@@ -2414,7 +2433,7 @@
           <w:b/>
           <w:color w:val="003A70"/>
           <w:spacing w:val="14"/>
-          <w:sz w:val="19"/>
+          <w:sz w:val="22"/>
           <w:szCs w:val="19"/>
         </w:rPr>
         <w:t xml:space="preserve">TRY IT WITH HELP</w:t>
@@ -2433,7 +2452,7 @@
           <w:rFonts w:ascii="Avenir Next" w:hAnsi="Avenir Next" w:cs="Avenir Next" w:eastAsia="Avenir Next"/>
           <w:i/>
           <w:color w:val="5A5F66"/>
-          <w:sz w:val="17"/>
+          <w:sz w:val="22"/>
           <w:szCs w:val="17"/>
         </w:rPr>
         <w:t xml:space="preserve">fill in each step</w:t>
@@ -2445,7 +2464,7 @@
         <w:tabs>
           <w:tab w:val="left" w:pos="432"/>
         </w:tabs>
-        <w:spacing w:before="90" w:after="40" w:line="268" w:lineRule="auto"/>
+        <w:spacing w:before="90" w:after="40" w:line="254" w:lineRule="auto"/>
         <w:ind w:left="432" w:hanging="432"/>
       </w:pPr>
       <w:r>
@@ -2483,7 +2502,7 @@
         <w:tabs>
           <w:tab w:val="left" w:pos="1300"/>
         </w:tabs>
-        <w:spacing w:before="0" w:after="24" w:line="272" w:lineRule="auto"/>
+        <w:spacing w:before="0" w:after="24" w:line="256" w:lineRule="auto"/>
         <w:ind w:left="1300" w:hanging="868"/>
       </w:pPr>
       <w:r>
@@ -2491,35 +2510,35 @@
           <w:rFonts w:ascii="Avenir Next" w:hAnsi="Avenir Next" w:cs="Avenir Next" w:eastAsia="Avenir Next"/>
           <w:b/>
           <w:color w:val="003A70"/>
+          <w:sz w:val="22"/>
+          <w:szCs w:val="18"/>
+        </w:rPr>
+        <w:t xml:space="preserve">Step 1</w:t>
+      </w:r>
+      <w:r>
+        <w:rPr>
+          <w:rFonts w:ascii="Avenir Next" w:hAnsi="Avenir Next" w:cs="Avenir Next" w:eastAsia="Avenir Next"/>
+          <w:color w:val="1A1A1A"/>
           <w:sz w:val="18"/>
           <w:szCs w:val="18"/>
         </w:rPr>
-        <w:t xml:space="preserve">Step 1</w:t>
-      </w:r>
-      <w:r>
-        <w:rPr>
-          <w:rFonts w:ascii="Avenir Next" w:hAnsi="Avenir Next" w:cs="Avenir Next" w:eastAsia="Avenir Next"/>
-          <w:color w:val="1A1A1A"/>
-          <w:sz w:val="18"/>
-          <w:szCs w:val="18"/>
-        </w:rPr>
         <w:tab/>
       </w:r>
       <w:r>
         <w:rPr>
           <w:rFonts w:ascii="Avenir Next" w:hAnsi="Avenir Next" w:cs="Avenir Next" w:eastAsia="Avenir Next"/>
           <w:color w:val="1A1A1A"/>
+          <w:sz w:val="22"/>
+          <w:szCs w:val="21"/>
+        </w:rPr>
+        <w:t xml:space="preserve">74.4 is close to </w:t>
+      </w:r>
+      <w:r>
+        <w:rPr>
+          <w:rFonts w:ascii="Avenir Next" w:hAnsi="Avenir Next" w:cs="Avenir Next" w:eastAsia="Avenir Next"/>
+          <w:color w:val="1A1A1A"/>
           <w:sz w:val="21"/>
           <w:szCs w:val="21"/>
-        </w:rPr>
-        <w:t xml:space="preserve">74.4 is close to </w:t>
-      </w:r>
-      <w:r>
-        <w:rPr>
-          <w:rFonts w:ascii="Avenir Next" w:hAnsi="Avenir Next" w:cs="Avenir Next" w:eastAsia="Avenir Next"/>
-          <w:color w:val="1A1A1A"/>
-          <w:sz w:val="21"/>
-          <w:szCs w:val="21"/>
           <w:u w:val="single"/>
         </w:rPr>
         <w:t xml:space="preserve">                </w:t>
@@ -2528,7 +2547,7 @@
         <w:rPr>
           <w:rFonts w:ascii="Avenir Next" w:hAnsi="Avenir Next" w:cs="Avenir Next" w:eastAsia="Avenir Next"/>
           <w:color w:val="1A1A1A"/>
-          <w:sz w:val="21"/>
+          <w:sz w:val="22"/>
           <w:szCs w:val="21"/>
         </w:rPr>
         <w:t xml:space="preserve">.</w:t>
@@ -2540,7 +2559,7 @@
         <w:tabs>
           <w:tab w:val="left" w:pos="1300"/>
         </w:tabs>
-        <w:spacing w:before="0" w:after="24" w:line="272" w:lineRule="auto"/>
+        <w:spacing w:before="0" w:after="24" w:line="256" w:lineRule="auto"/>
         <w:ind w:left="1300" w:hanging="868"/>
       </w:pPr>
       <w:r>
@@ -2548,25 +2567,25 @@
           <w:rFonts w:ascii="Avenir Next" w:hAnsi="Avenir Next" w:cs="Avenir Next" w:eastAsia="Avenir Next"/>
           <w:b/>
           <w:color w:val="003A70"/>
+          <w:sz w:val="22"/>
+          <w:szCs w:val="18"/>
+        </w:rPr>
+        <w:t xml:space="preserve">Step 2</w:t>
+      </w:r>
+      <w:r>
+        <w:rPr>
+          <w:rFonts w:ascii="Avenir Next" w:hAnsi="Avenir Next" w:cs="Avenir Next" w:eastAsia="Avenir Next"/>
+          <w:color w:val="1A1A1A"/>
           <w:sz w:val="18"/>
           <w:szCs w:val="18"/>
         </w:rPr>
-        <w:t xml:space="preserve">Step 2</w:t>
-      </w:r>
-      <w:r>
-        <w:rPr>
-          <w:rFonts w:ascii="Avenir Next" w:hAnsi="Avenir Next" w:cs="Avenir Next" w:eastAsia="Avenir Next"/>
-          <w:color w:val="1A1A1A"/>
-          <w:sz w:val="18"/>
-          <w:szCs w:val="18"/>
-        </w:rPr>
         <w:tab/>
       </w:r>
       <w:r>
         <w:rPr>
           <w:rFonts w:ascii="Avenir Next" w:hAnsi="Avenir Next" w:cs="Avenir Next" w:eastAsia="Avenir Next"/>
           <w:color w:val="1A1A1A"/>
-          <w:sz w:val="21"/>
+          <w:sz w:val="22"/>
           <w:szCs w:val="21"/>
         </w:rPr>
         <w:t xml:space="preserve">72 ÷ 6 = </w:t>
@@ -2588,7 +2607,7 @@
         <w:tabs>
           <w:tab w:val="left" w:pos="1300"/>
         </w:tabs>
-        <w:spacing w:before="0" w:after="24" w:line="272" w:lineRule="auto"/>
+        <w:spacing w:before="0" w:after="24" w:line="256" w:lineRule="auto"/>
         <w:ind w:left="1300" w:hanging="868"/>
       </w:pPr>
       <w:r>
@@ -2596,35 +2615,35 @@
           <w:rFonts w:ascii="Avenir Next" w:hAnsi="Avenir Next" w:cs="Avenir Next" w:eastAsia="Avenir Next"/>
           <w:b/>
           <w:color w:val="003A70"/>
+          <w:sz w:val="22"/>
+          <w:szCs w:val="18"/>
+        </w:rPr>
+        <w:t xml:space="preserve">Step 3</w:t>
+      </w:r>
+      <w:r>
+        <w:rPr>
+          <w:rFonts w:ascii="Avenir Next" w:hAnsi="Avenir Next" w:cs="Avenir Next" w:eastAsia="Avenir Next"/>
+          <w:color w:val="1A1A1A"/>
           <w:sz w:val="18"/>
           <w:szCs w:val="18"/>
         </w:rPr>
-        <w:t xml:space="preserve">Step 3</w:t>
-      </w:r>
-      <w:r>
-        <w:rPr>
-          <w:rFonts w:ascii="Avenir Next" w:hAnsi="Avenir Next" w:cs="Avenir Next" w:eastAsia="Avenir Next"/>
-          <w:color w:val="1A1A1A"/>
-          <w:sz w:val="18"/>
-          <w:szCs w:val="18"/>
-        </w:rPr>
         <w:tab/>
       </w:r>
       <w:r>
         <w:rPr>
           <w:rFonts w:ascii="Avenir Next" w:hAnsi="Avenir Next" w:cs="Avenir Next" w:eastAsia="Avenir Next"/>
           <w:color w:val="1A1A1A"/>
+          <w:sz w:val="22"/>
+          <w:szCs w:val="21"/>
+        </w:rPr>
+        <w:t xml:space="preserve">1.24 is </w:t>
+      </w:r>
+      <w:r>
+        <w:rPr>
+          <w:rFonts w:ascii="Avenir Next" w:hAnsi="Avenir Next" w:cs="Avenir Next" w:eastAsia="Avenir Next"/>
+          <w:color w:val="1A1A1A"/>
           <w:sz w:val="21"/>
           <w:szCs w:val="21"/>
-        </w:rPr>
-        <w:t xml:space="preserve">1.24 is </w:t>
-      </w:r>
-      <w:r>
-        <w:rPr>
-          <w:rFonts w:ascii="Avenir Next" w:hAnsi="Avenir Next" w:cs="Avenir Next" w:eastAsia="Avenir Next"/>
-          <w:color w:val="1A1A1A"/>
-          <w:sz w:val="21"/>
-          <w:szCs w:val="21"/>
           <w:u w:val="single"/>
         </w:rPr>
         <w:t xml:space="preserve">                </w:t>
@@ -2633,7 +2652,7 @@
         <w:rPr>
           <w:rFonts w:ascii="Avenir Next" w:hAnsi="Avenir Next" w:cs="Avenir Next" w:eastAsia="Avenir Next"/>
           <w:color w:val="1A1A1A"/>
-          <w:sz w:val="21"/>
+          <w:sz w:val="22"/>
           <w:szCs w:val="21"/>
         </w:rPr>
         <w:t xml:space="preserve"> from 12. It is not reasonable.</w:t>
@@ -2650,7 +2669,7 @@
         <w:tabs>
           <w:tab w:val="left" w:pos="432"/>
         </w:tabs>
-        <w:spacing w:before="90" w:after="40" w:line="268" w:lineRule="auto"/>
+        <w:spacing w:before="90" w:after="40" w:line="254" w:lineRule="auto"/>
         <w:ind w:left="432" w:hanging="432"/>
       </w:pPr>
       <w:r>
@@ -2688,7 +2707,7 @@
         <w:tabs>
           <w:tab w:val="left" w:pos="1300"/>
         </w:tabs>
-        <w:spacing w:before="0" w:after="24" w:line="272" w:lineRule="auto"/>
+        <w:spacing w:before="0" w:after="24" w:line="256" w:lineRule="auto"/>
         <w:ind w:left="1300" w:hanging="868"/>
       </w:pPr>
       <w:r>
@@ -2696,35 +2715,35 @@
           <w:rFonts w:ascii="Avenir Next" w:hAnsi="Avenir Next" w:cs="Avenir Next" w:eastAsia="Avenir Next"/>
           <w:b/>
           <w:color w:val="003A70"/>
+          <w:sz w:val="22"/>
+          <w:szCs w:val="18"/>
+        </w:rPr>
+        <w:t xml:space="preserve">Step 1</w:t>
+      </w:r>
+      <w:r>
+        <w:rPr>
+          <w:rFonts w:ascii="Avenir Next" w:hAnsi="Avenir Next" w:cs="Avenir Next" w:eastAsia="Avenir Next"/>
+          <w:color w:val="1A1A1A"/>
           <w:sz w:val="18"/>
           <w:szCs w:val="18"/>
         </w:rPr>
-        <w:t xml:space="preserve">Step 1</w:t>
-      </w:r>
-      <w:r>
-        <w:rPr>
-          <w:rFonts w:ascii="Avenir Next" w:hAnsi="Avenir Next" w:cs="Avenir Next" w:eastAsia="Avenir Next"/>
-          <w:color w:val="1A1A1A"/>
-          <w:sz w:val="18"/>
-          <w:szCs w:val="18"/>
-        </w:rPr>
         <w:tab/>
       </w:r>
       <w:r>
         <w:rPr>
           <w:rFonts w:ascii="Avenir Next" w:hAnsi="Avenir Next" w:cs="Avenir Next" w:eastAsia="Avenir Next"/>
           <w:color w:val="1A1A1A"/>
+          <w:sz w:val="22"/>
+          <w:szCs w:val="21"/>
+        </w:rPr>
+        <w:t xml:space="preserve">43.2 is close to </w:t>
+      </w:r>
+      <w:r>
+        <w:rPr>
+          <w:rFonts w:ascii="Avenir Next" w:hAnsi="Avenir Next" w:cs="Avenir Next" w:eastAsia="Avenir Next"/>
+          <w:color w:val="1A1A1A"/>
           <w:sz w:val="21"/>
           <w:szCs w:val="21"/>
-        </w:rPr>
-        <w:t xml:space="preserve">43.2 is close to </w:t>
-      </w:r>
-      <w:r>
-        <w:rPr>
-          <w:rFonts w:ascii="Avenir Next" w:hAnsi="Avenir Next" w:cs="Avenir Next" w:eastAsia="Avenir Next"/>
-          <w:color w:val="1A1A1A"/>
-          <w:sz w:val="21"/>
-          <w:szCs w:val="21"/>
           <w:u w:val="single"/>
         </w:rPr>
         <w:t xml:space="preserve">                </w:t>
@@ -2733,7 +2752,7 @@
         <w:rPr>
           <w:rFonts w:ascii="Avenir Next" w:hAnsi="Avenir Next" w:cs="Avenir Next" w:eastAsia="Avenir Next"/>
           <w:color w:val="1A1A1A"/>
-          <w:sz w:val="21"/>
+          <w:sz w:val="22"/>
           <w:szCs w:val="21"/>
         </w:rPr>
         <w:t xml:space="preserve">.</w:t>
@@ -2745,7 +2764,7 @@
         <w:tabs>
           <w:tab w:val="left" w:pos="1300"/>
         </w:tabs>
-        <w:spacing w:before="0" w:after="24" w:line="272" w:lineRule="auto"/>
+        <w:spacing w:before="0" w:after="24" w:line="256" w:lineRule="auto"/>
         <w:ind w:left="1300" w:hanging="868"/>
       </w:pPr>
       <w:r>
@@ -2753,25 +2772,25 @@
           <w:rFonts w:ascii="Avenir Next" w:hAnsi="Avenir Next" w:cs="Avenir Next" w:eastAsia="Avenir Next"/>
           <w:b/>
           <w:color w:val="003A70"/>
+          <w:sz w:val="22"/>
+          <w:szCs w:val="18"/>
+        </w:rPr>
+        <w:t xml:space="preserve">Step 2</w:t>
+      </w:r>
+      <w:r>
+        <w:rPr>
+          <w:rFonts w:ascii="Avenir Next" w:hAnsi="Avenir Next" w:cs="Avenir Next" w:eastAsia="Avenir Next"/>
+          <w:color w:val="1A1A1A"/>
           <w:sz w:val="18"/>
           <w:szCs w:val="18"/>
         </w:rPr>
-        <w:t xml:space="preserve">Step 2</w:t>
-      </w:r>
-      <w:r>
-        <w:rPr>
-          <w:rFonts w:ascii="Avenir Next" w:hAnsi="Avenir Next" w:cs="Avenir Next" w:eastAsia="Avenir Next"/>
-          <w:color w:val="1A1A1A"/>
-          <w:sz w:val="18"/>
-          <w:szCs w:val="18"/>
-        </w:rPr>
         <w:tab/>
       </w:r>
       <w:r>
         <w:rPr>
           <w:rFonts w:ascii="Avenir Next" w:hAnsi="Avenir Next" w:cs="Avenir Next" w:eastAsia="Avenir Next"/>
           <w:color w:val="1A1A1A"/>
-          <w:sz w:val="21"/>
+          <w:sz w:val="22"/>
           <w:szCs w:val="21"/>
         </w:rPr>
         <w:t xml:space="preserve">40 ÷ 8 = </w:t>
@@ -2793,7 +2812,7 @@
         <w:tabs>
           <w:tab w:val="left" w:pos="1300"/>
         </w:tabs>
-        <w:spacing w:before="0" w:after="24" w:line="272" w:lineRule="auto"/>
+        <w:spacing w:before="0" w:after="24" w:line="256" w:lineRule="auto"/>
         <w:ind w:left="1300" w:hanging="868"/>
       </w:pPr>
       <w:r>
@@ -2801,35 +2820,35 @@
           <w:rFonts w:ascii="Avenir Next" w:hAnsi="Avenir Next" w:cs="Avenir Next" w:eastAsia="Avenir Next"/>
           <w:b/>
           <w:color w:val="003A70"/>
+          <w:sz w:val="22"/>
+          <w:szCs w:val="18"/>
+        </w:rPr>
+        <w:t xml:space="preserve">Step 3</w:t>
+      </w:r>
+      <w:r>
+        <w:rPr>
+          <w:rFonts w:ascii="Avenir Next" w:hAnsi="Avenir Next" w:cs="Avenir Next" w:eastAsia="Avenir Next"/>
+          <w:color w:val="1A1A1A"/>
           <w:sz w:val="18"/>
           <w:szCs w:val="18"/>
         </w:rPr>
-        <w:t xml:space="preserve">Step 3</w:t>
-      </w:r>
-      <w:r>
-        <w:rPr>
-          <w:rFonts w:ascii="Avenir Next" w:hAnsi="Avenir Next" w:cs="Avenir Next" w:eastAsia="Avenir Next"/>
-          <w:color w:val="1A1A1A"/>
-          <w:sz w:val="18"/>
-          <w:szCs w:val="18"/>
-        </w:rPr>
         <w:tab/>
       </w:r>
       <w:r>
         <w:rPr>
           <w:rFonts w:ascii="Avenir Next" w:hAnsi="Avenir Next" w:cs="Avenir Next" w:eastAsia="Avenir Next"/>
           <w:color w:val="1A1A1A"/>
+          <w:sz w:val="22"/>
+          <w:szCs w:val="21"/>
+        </w:rPr>
+        <w:t xml:space="preserve">5.4 is </w:t>
+      </w:r>
+      <w:r>
+        <w:rPr>
+          <w:rFonts w:ascii="Avenir Next" w:hAnsi="Avenir Next" w:cs="Avenir Next" w:eastAsia="Avenir Next"/>
+          <w:color w:val="1A1A1A"/>
           <w:sz w:val="21"/>
           <w:szCs w:val="21"/>
-        </w:rPr>
-        <w:t xml:space="preserve">5.4 is </w:t>
-      </w:r>
-      <w:r>
-        <w:rPr>
-          <w:rFonts w:ascii="Avenir Next" w:hAnsi="Avenir Next" w:cs="Avenir Next" w:eastAsia="Avenir Next"/>
-          <w:color w:val="1A1A1A"/>
-          <w:sz w:val="21"/>
-          <w:szCs w:val="21"/>
           <w:u w:val="single"/>
         </w:rPr>
         <w:t xml:space="preserve">                </w:t>
@@ -2838,7 +2857,7 @@
         <w:rPr>
           <w:rFonts w:ascii="Avenir Next" w:hAnsi="Avenir Next" w:cs="Avenir Next" w:eastAsia="Avenir Next"/>
           <w:color w:val="1A1A1A"/>
-          <w:sz w:val="21"/>
+          <w:sz w:val="22"/>
           <w:szCs w:val="21"/>
         </w:rPr>
         <w:t xml:space="preserve"> to 5. It is reasonable.</w:t>
@@ -2851,6 +2870,7 @@
     </w:p>
     <w:p>
       <w:pPr>
+        <w:pStyle w:val="Heading2"/>
         <w:keepNext/>
         <w:pBdr>
           <w:bottom w:val="single" w:sz="8" w:space="3" w:color="003A70"/>
@@ -2866,7 +2886,7 @@
           <w:b/>
           <w:color w:val="003A70"/>
           <w:spacing w:val="14"/>
-          <w:sz w:val="19"/>
+          <w:sz w:val="22"/>
           <w:szCs w:val="19"/>
         </w:rPr>
         <w:t xml:space="preserve">YOUR TURN</w:t>
@@ -2885,7 +2905,7 @@
           <w:rFonts w:ascii="Avenir Next" w:hAnsi="Avenir Next" w:cs="Avenir Next" w:eastAsia="Avenir Next"/>
           <w:i/>
           <w:color w:val="5A5F66"/>
-          <w:sz w:val="17"/>
+          <w:sz w:val="22"/>
           <w:szCs w:val="17"/>
         </w:rPr>
         <w:t xml:space="preserve">use the steps on your own</w:t>
@@ -2935,7 +2955,7 @@
               <w:tabs>
                 <w:tab w:val="left" w:pos="432"/>
               </w:tabs>
-              <w:spacing w:before="90" w:after="40" w:line="268" w:lineRule="auto"/>
+              <w:spacing w:before="90" w:after="40" w:line="254" w:lineRule="auto"/>
               <w:ind w:left="432" w:hanging="432"/>
             </w:pPr>
             <w:r>
@@ -3009,7 +3029,7 @@
                     <w:tabs>
                       <w:tab w:val="left" w:pos="340"/>
                     </w:tabs>
-                    <w:spacing w:before="0" w:after="0" w:line="276" w:lineRule="auto"/>
+                    <w:spacing w:before="0" w:after="0" w:line="258" w:lineRule="auto"/>
                     <w:ind w:left="340" w:hanging="340"/>
                   </w:pPr>
                   <w:r>
@@ -3057,7 +3077,7 @@
                       <w:szCs w:val="22"/>
                       <w:u w:val="single"/>
                     </w:rPr>
-                    <w:t xml:space="preserve">        </w:t>
+                    <w:t xml:space="preserve">            </w:t>
                   </w:r>
                 </w:p>
               </w:tc>
@@ -3071,7 +3091,7 @@
                     <w:tabs>
                       <w:tab w:val="left" w:pos="340"/>
                     </w:tabs>
-                    <w:spacing w:before="0" w:after="0" w:line="276" w:lineRule="auto"/>
+                    <w:spacing w:before="0" w:after="0" w:line="258" w:lineRule="auto"/>
                     <w:ind w:left="340" w:hanging="340"/>
                   </w:pPr>
                   <w:r>
@@ -3119,7 +3139,7 @@
                       <w:szCs w:val="22"/>
                       <w:u w:val="single"/>
                     </w:rPr>
-                    <w:t xml:space="preserve">        </w:t>
+                    <w:t xml:space="preserve">            </w:t>
                   </w:r>
                 </w:p>
               </w:tc>
@@ -3133,7 +3153,7 @@
                     <w:tabs>
                       <w:tab w:val="left" w:pos="340"/>
                     </w:tabs>
-                    <w:spacing w:before="0" w:after="0" w:line="276" w:lineRule="auto"/>
+                    <w:spacing w:before="0" w:after="0" w:line="258" w:lineRule="auto"/>
                     <w:ind w:left="340" w:hanging="340"/>
                   </w:pPr>
                   <w:r>
@@ -3181,7 +3201,7 @@
                       <w:szCs w:val="22"/>
                       <w:u w:val="single"/>
                     </w:rPr>
-                    <w:t xml:space="preserve">        </w:t>
+                    <w:t xml:space="preserve">            </w:t>
                   </w:r>
                 </w:p>
               </w:tc>
@@ -3201,7 +3221,7 @@
                     <w:tabs>
                       <w:tab w:val="left" w:pos="340"/>
                     </w:tabs>
-                    <w:spacing w:before="0" w:after="0" w:line="276" w:lineRule="auto"/>
+                    <w:spacing w:before="0" w:after="0" w:line="258" w:lineRule="auto"/>
                     <w:ind w:left="340" w:hanging="340"/>
                   </w:pPr>
                   <w:r>
@@ -3249,7 +3269,7 @@
                       <w:szCs w:val="22"/>
                       <w:u w:val="single"/>
                     </w:rPr>
-                    <w:t xml:space="preserve">        </w:t>
+                    <w:t xml:space="preserve">            </w:t>
                   </w:r>
                 </w:p>
               </w:tc>
@@ -3263,7 +3283,7 @@
                     <w:tabs>
                       <w:tab w:val="left" w:pos="340"/>
                     </w:tabs>
-                    <w:spacing w:before="0" w:after="0" w:line="276" w:lineRule="auto"/>
+                    <w:spacing w:before="0" w:after="0" w:line="258" w:lineRule="auto"/>
                     <w:ind w:left="340" w:hanging="340"/>
                   </w:pPr>
                   <w:r>
@@ -3311,7 +3331,7 @@
                       <w:szCs w:val="22"/>
                       <w:u w:val="single"/>
                     </w:rPr>
-                    <w:t xml:space="preserve">        </w:t>
+                    <w:t xml:space="preserve">            </w:t>
                   </w:r>
                 </w:p>
               </w:tc>
@@ -3325,7 +3345,7 @@
                     <w:tabs>
                       <w:tab w:val="left" w:pos="340"/>
                     </w:tabs>
-                    <w:spacing w:before="0" w:after="0" w:line="276" w:lineRule="auto"/>
+                    <w:spacing w:before="0" w:after="0" w:line="258" w:lineRule="auto"/>
                     <w:ind w:left="340" w:hanging="340"/>
                   </w:pPr>
                   <w:r>
@@ -3373,7 +3393,7 @@
                       <w:szCs w:val="22"/>
                       <w:u w:val="single"/>
                     </w:rPr>
-                    <w:t xml:space="preserve">        </w:t>
+                    <w:t xml:space="preserve">            </w:t>
                   </w:r>
                 </w:p>
               </w:tc>
@@ -3394,6 +3414,7 @@
     </w:p>
     <w:p>
       <w:pPr>
+        <w:pStyle w:val="Heading2"/>
         <w:keepNext/>
         <w:pBdr>
           <w:bottom w:val="single" w:sz="8" w:space="3" w:color="003A70"/>
@@ -3409,7 +3430,7 @@
           <w:b/>
           <w:color w:val="003A70"/>
           <w:spacing w:val="14"/>
-          <w:sz w:val="19"/>
+          <w:sz w:val="22"/>
           <w:szCs w:val="19"/>
         </w:rPr>
         <w:t xml:space="preserve">READY CHECK</w:t>
@@ -3428,7 +3449,7 @@
           <w:rFonts w:ascii="Avenir Next" w:hAnsi="Avenir Next" w:cs="Avenir Next" w:eastAsia="Avenir Next"/>
           <w:i/>
           <w:color w:val="5A5F66"/>
-          <w:sz w:val="17"/>
+          <w:sz w:val="22"/>
           <w:szCs w:val="17"/>
         </w:rPr>
         <w:t xml:space="preserve">a problem like the one in today’s lesson</w:t>
@@ -3478,7 +3499,7 @@
               <w:tabs>
                 <w:tab w:val="left" w:pos="432"/>
               </w:tabs>
-              <w:spacing w:before="90" w:after="40" w:line="268" w:lineRule="auto"/>
+              <w:spacing w:before="90" w:after="40" w:line="254" w:lineRule="auto"/>
               <w:ind w:left="432" w:hanging="432"/>
             </w:pPr>
             <w:r>
@@ -3552,7 +3573,7 @@
                     <w:tabs>
                       <w:tab w:val="left" w:pos="340"/>
                     </w:tabs>
-                    <w:spacing w:before="0" w:after="0" w:line="264" w:lineRule="auto"/>
+                    <w:spacing w:before="0" w:after="0" w:line="252" w:lineRule="auto"/>
                     <w:ind w:left="340" w:hanging="340"/>
                   </w:pPr>
                   <w:r>
@@ -3560,25 +3581,25 @@
                       <w:rFonts w:ascii="Avenir Next" w:hAnsi="Avenir Next" w:cs="Avenir Next" w:eastAsia="Avenir Next"/>
                       <w:b/>
                       <w:color w:val="003A70"/>
+                      <w:sz w:val="22"/>
+                      <w:szCs w:val="21"/>
+                    </w:rPr>
+                    <w:t xml:space="preserve">A</w:t>
+                  </w:r>
+                  <w:r>
+                    <w:rPr>
+                      <w:rFonts w:ascii="Avenir Next" w:hAnsi="Avenir Next" w:cs="Avenir Next" w:eastAsia="Avenir Next"/>
+                      <w:color w:val="1A1A1A"/>
                       <w:sz w:val="21"/>
                       <w:szCs w:val="21"/>
                     </w:rPr>
-                    <w:t xml:space="preserve">A</w:t>
-                  </w:r>
-                  <w:r>
-                    <w:rPr>
-                      <w:rFonts w:ascii="Avenir Next" w:hAnsi="Avenir Next" w:cs="Avenir Next" w:eastAsia="Avenir Next"/>
-                      <w:color w:val="1A1A1A"/>
-                      <w:sz w:val="21"/>
-                      <w:szCs w:val="21"/>
-                    </w:rPr>
                     <w:tab/>
                   </w:r>
                   <w:r>
                     <w:rPr>
                       <w:rFonts w:ascii="Avenir Next" w:hAnsi="Avenir Next" w:cs="Avenir Next" w:eastAsia="Avenir Next"/>
                       <w:color w:val="1A1A1A"/>
-                      <w:sz w:val="21"/>
+                      <w:sz w:val="22"/>
                       <w:szCs w:val="21"/>
                     </w:rPr>
                     <w:t xml:space="preserve">1.04 m</w:t>
@@ -3595,7 +3616,7 @@
                     <w:tabs>
                       <w:tab w:val="left" w:pos="340"/>
                     </w:tabs>
-                    <w:spacing w:before="0" w:after="0" w:line="264" w:lineRule="auto"/>
+                    <w:spacing w:before="0" w:after="0" w:line="252" w:lineRule="auto"/>
                     <w:ind w:left="340" w:hanging="340"/>
                   </w:pPr>
                   <w:r>
@@ -3603,25 +3624,25 @@
                       <w:rFonts w:ascii="Avenir Next" w:hAnsi="Avenir Next" w:cs="Avenir Next" w:eastAsia="Avenir Next"/>
                       <w:b/>
                       <w:color w:val="003A70"/>
+                      <w:sz w:val="22"/>
+                      <w:szCs w:val="21"/>
+                    </w:rPr>
+                    <w:t xml:space="preserve">B</w:t>
+                  </w:r>
+                  <w:r>
+                    <w:rPr>
+                      <w:rFonts w:ascii="Avenir Next" w:hAnsi="Avenir Next" w:cs="Avenir Next" w:eastAsia="Avenir Next"/>
+                      <w:color w:val="1A1A1A"/>
                       <w:sz w:val="21"/>
                       <w:szCs w:val="21"/>
                     </w:rPr>
-                    <w:t xml:space="preserve">B</w:t>
-                  </w:r>
-                  <w:r>
-                    <w:rPr>
-                      <w:rFonts w:ascii="Avenir Next" w:hAnsi="Avenir Next" w:cs="Avenir Next" w:eastAsia="Avenir Next"/>
-                      <w:color w:val="1A1A1A"/>
-                      <w:sz w:val="21"/>
-                      <w:szCs w:val="21"/>
-                    </w:rPr>
                     <w:tab/>
                   </w:r>
                   <w:r>
                     <w:rPr>
                       <w:rFonts w:ascii="Avenir Next" w:hAnsi="Avenir Next" w:cs="Avenir Next" w:eastAsia="Avenir Next"/>
                       <w:color w:val="1A1A1A"/>
-                      <w:sz w:val="21"/>
+                      <w:sz w:val="22"/>
                       <w:szCs w:val="21"/>
                     </w:rPr>
                     <w:t xml:space="preserve">10.4 m</w:t>
@@ -3638,7 +3659,7 @@
                     <w:tabs>
                       <w:tab w:val="left" w:pos="340"/>
                     </w:tabs>
-                    <w:spacing w:before="0" w:after="0" w:line="264" w:lineRule="auto"/>
+                    <w:spacing w:before="0" w:after="0" w:line="252" w:lineRule="auto"/>
                     <w:ind w:left="340" w:hanging="340"/>
                   </w:pPr>
                   <w:r>
@@ -3646,25 +3667,25 @@
                       <w:rFonts w:ascii="Avenir Next" w:hAnsi="Avenir Next" w:cs="Avenir Next" w:eastAsia="Avenir Next"/>
                       <w:b/>
                       <w:color w:val="003A70"/>
+                      <w:sz w:val="22"/>
+                      <w:szCs w:val="21"/>
+                    </w:rPr>
+                    <w:t xml:space="preserve">C</w:t>
+                  </w:r>
+                  <w:r>
+                    <w:rPr>
+                      <w:rFonts w:ascii="Avenir Next" w:hAnsi="Avenir Next" w:cs="Avenir Next" w:eastAsia="Avenir Next"/>
+                      <w:color w:val="1A1A1A"/>
                       <w:sz w:val="21"/>
                       <w:szCs w:val="21"/>
                     </w:rPr>
-                    <w:t xml:space="preserve">C</w:t>
-                  </w:r>
-                  <w:r>
-                    <w:rPr>
-                      <w:rFonts w:ascii="Avenir Next" w:hAnsi="Avenir Next" w:cs="Avenir Next" w:eastAsia="Avenir Next"/>
-                      <w:color w:val="1A1A1A"/>
-                      <w:sz w:val="21"/>
-                      <w:szCs w:val="21"/>
-                    </w:rPr>
                     <w:tab/>
                   </w:r>
                   <w:r>
                     <w:rPr>
                       <w:rFonts w:ascii="Avenir Next" w:hAnsi="Avenir Next" w:cs="Avenir Next" w:eastAsia="Avenir Next"/>
                       <w:color w:val="1A1A1A"/>
-                      <w:sz w:val="21"/>
+                      <w:sz w:val="22"/>
                       <w:szCs w:val="21"/>
                     </w:rPr>
                     <w:t xml:space="preserve">104 m</w:t>
@@ -3681,7 +3702,7 @@
                     <w:tabs>
                       <w:tab w:val="left" w:pos="340"/>
                     </w:tabs>
-                    <w:spacing w:before="0" w:after="0" w:line="264" w:lineRule="auto"/>
+                    <w:spacing w:before="0" w:after="0" w:line="252" w:lineRule="auto"/>
                     <w:ind w:left="340" w:hanging="340"/>
                   </w:pPr>
                   <w:r>
@@ -3689,25 +3710,25 @@
                       <w:rFonts w:ascii="Avenir Next" w:hAnsi="Avenir Next" w:cs="Avenir Next" w:eastAsia="Avenir Next"/>
                       <w:b/>
                       <w:color w:val="003A70"/>
+                      <w:sz w:val="22"/>
+                      <w:szCs w:val="21"/>
+                    </w:rPr>
+                    <w:t xml:space="preserve">D</w:t>
+                  </w:r>
+                  <w:r>
+                    <w:rPr>
+                      <w:rFonts w:ascii="Avenir Next" w:hAnsi="Avenir Next" w:cs="Avenir Next" w:eastAsia="Avenir Next"/>
+                      <w:color w:val="1A1A1A"/>
                       <w:sz w:val="21"/>
                       <w:szCs w:val="21"/>
                     </w:rPr>
-                    <w:t xml:space="preserve">D</w:t>
-                  </w:r>
-                  <w:r>
-                    <w:rPr>
-                      <w:rFonts w:ascii="Avenir Next" w:hAnsi="Avenir Next" w:cs="Avenir Next" w:eastAsia="Avenir Next"/>
-                      <w:color w:val="1A1A1A"/>
-                      <w:sz w:val="21"/>
-                      <w:szCs w:val="21"/>
-                    </w:rPr>
                     <w:tab/>
                   </w:r>
                   <w:r>
                     <w:rPr>
                       <w:rFonts w:ascii="Avenir Next" w:hAnsi="Avenir Next" w:cs="Avenir Next" w:eastAsia="Avenir Next"/>
                       <w:color w:val="1A1A1A"/>
-                      <w:sz w:val="21"/>
+                      <w:sz w:val="22"/>
                       <w:szCs w:val="21"/>
                     </w:rPr>
                     <w:t xml:space="preserve">0.104 m</w:t>
@@ -3756,19 +3777,42 @@
         <w:tblLook w:val="0000" w:firstRow="0" w:lastRow="0" w:firstColumn="0" w:lastColumn="0" w:noHBand="1" w:noVBand="1"/>
       </w:tblPr>
       <w:tblGrid>
-        <w:gridCol w:w="2000"/>
-        <w:gridCol w:w="2300"/>
-        <w:gridCol w:w="2100"/>
-        <w:gridCol w:w="3104"/>
+        <w:gridCol w:w="1750"/>
+        <w:gridCol w:w="2500"/>
+        <w:gridCol w:w="2200"/>
+        <w:gridCol w:w="3054"/>
       </w:tblGrid>
       <w:tr>
         <w:trPr>
           <w:cantSplit/>
-          <w:trHeight w:val="320" w:hRule="atLeast"/>
+          <w:trHeight w:val="300" w:hRule="atLeast"/>
         </w:trPr>
         <w:tc>
           <w:tcPr>
-            <w:tcW w:w="2000" w:type="dxa"/>
+            <w:tcW w:w="1750" w:type="dxa"/>
+            <w:vAlign w:val="center"/>
+          </w:tcPr>
+          <w:p>
+            <w:pPr>
+              <w:pStyle w:val="Heading2"/>
+              <w:spacing w:before="0" w:after="0" w:line="240" w:lineRule="auto"/>
+            </w:pPr>
+            <w:r>
+              <w:rPr>
+                <w:rFonts w:ascii="Avenir Next" w:hAnsi="Avenir Next" w:cs="Avenir Next" w:eastAsia="Avenir Next"/>
+                <w:b/>
+                <w:color w:val="003A70"/>
+                <w:spacing w:val="12"/>
+                <w:sz w:val="15"/>
+                <w:szCs w:val="15"/>
+              </w:rPr>
+              <w:t xml:space="preserve">CHECK YOURSELF</w:t>
+            </w:r>
+          </w:p>
+        </w:tc>
+        <w:tc>
+          <w:tcPr>
+            <w:tcW w:w="2500" w:type="dxa"/>
             <w:vAlign w:val="center"/>
           </w:tcPr>
           <w:p>
@@ -3777,20 +3821,27 @@
             </w:pPr>
             <w:r>
               <w:rPr>
+                <w:rFonts w:ascii="Arial" w:hAnsi="Arial" w:cs="Arial" w:eastAsia="Arial"/>
+                <w:color w:val="1A1A1A"/>
+                <w:sz w:val="20"/>
+                <w:szCs w:val="20"/>
+              </w:rPr>
+              <w:t xml:space="preserve">□</w:t>
+            </w:r>
+            <w:r>
+              <w:rPr>
                 <w:rFonts w:ascii="Avenir Next" w:hAnsi="Avenir Next" w:cs="Avenir Next" w:eastAsia="Avenir Next"/>
-                <w:b/>
-                <w:color w:val="003A70"/>
-                <w:spacing w:val="12"/>
-                <w:sz w:val="15"/>
-                <w:szCs w:val="15"/>
-              </w:rPr>
-              <w:t xml:space="preserve">CHECK YOURSELF</w:t>
+                <w:color w:val="1A1A1A"/>
+                <w:sz w:val="17"/>
+                <w:szCs w:val="17"/>
+              </w:rPr>
+              <w:t xml:space="preserve">  I can do this on my own</w:t>
             </w:r>
           </w:p>
         </w:tc>
         <w:tc>
           <w:tcPr>
-            <w:tcW w:w="2300" w:type="dxa"/>
+            <w:tcW w:w="2200" w:type="dxa"/>
             <w:vAlign w:val="center"/>
           </w:tcPr>
           <w:p>
@@ -3801,8 +3852,8 @@
               <w:rPr>
                 <w:rFonts w:ascii="Arial" w:hAnsi="Arial" w:cs="Arial" w:eastAsia="Arial"/>
                 <w:color w:val="1A1A1A"/>
-                <w:sz w:val="24"/>
-                <w:szCs w:val="24"/>
+                <w:sz w:val="20"/>
+                <w:szCs w:val="20"/>
               </w:rPr>
               <w:t xml:space="preserve">□</w:t>
             </w:r>
@@ -3813,13 +3864,13 @@
                 <w:sz w:val="17"/>
                 <w:szCs w:val="17"/>
               </w:rPr>
-              <w:t xml:space="preserve">  I can do this on my own</w:t>
+              <w:t xml:space="preserve">  I need a little help</w:t>
             </w:r>
           </w:p>
         </w:tc>
         <w:tc>
           <w:tcPr>
-            <w:tcW w:w="2100" w:type="dxa"/>
+            <w:tcW w:w="3054" w:type="dxa"/>
             <w:vAlign w:val="center"/>
           </w:tcPr>
           <w:p>
@@ -3830,37 +3881,8 @@
               <w:rPr>
                 <w:rFonts w:ascii="Arial" w:hAnsi="Arial" w:cs="Arial" w:eastAsia="Arial"/>
                 <w:color w:val="1A1A1A"/>
-                <w:sz w:val="24"/>
-                <w:szCs w:val="24"/>
-              </w:rPr>
-              <w:t xml:space="preserve">□</w:t>
-            </w:r>
-            <w:r>
-              <w:rPr>
-                <w:rFonts w:ascii="Avenir Next" w:hAnsi="Avenir Next" w:cs="Avenir Next" w:eastAsia="Avenir Next"/>
-                <w:color w:val="1A1A1A"/>
-                <w:sz w:val="17"/>
-                <w:szCs w:val="17"/>
-              </w:rPr>
-              <w:t xml:space="preserve">  I need a little help</w:t>
-            </w:r>
-          </w:p>
-        </w:tc>
-        <w:tc>
-          <w:tcPr>
-            <w:tcW w:w="3104" w:type="dxa"/>
-            <w:vAlign w:val="center"/>
-          </w:tcPr>
-          <w:p>
-            <w:pPr>
-              <w:spacing w:before="0" w:after="0" w:line="240" w:lineRule="auto"/>
-            </w:pPr>
-            <w:r>
-              <w:rPr>
-                <w:rFonts w:ascii="Arial" w:hAnsi="Arial" w:cs="Arial" w:eastAsia="Arial"/>
-                <w:color w:val="1A1A1A"/>
-                <w:sz w:val="24"/>
-                <w:szCs w:val="24"/>
+                <w:sz w:val="20"/>
+                <w:szCs w:val="20"/>
               </w:rPr>
               <w:t xml:space="preserve">□</w:t>
             </w:r>
@@ -3895,7 +3917,7 @@
     <w:sectPr>
       <w:footerReference w:type="default" r:id="rIdFooter1"/>
       <w:pgSz w:w="12240" w:h="15840"/>
-      <w:pgMar w:top="893" w:right="1224" w:bottom="835" w:left="1512" w:header="432" w:footer="432" w:gutter="0"/>
+      <w:pgMar w:top="780" w:right="1224" w:bottom="760" w:left="1512" w:header="432" w:footer="432" w:gutter="0"/>
       <w:cols w:space="720"/>
     </w:sectPr>
   </w:body>
@@ -3975,7 +3997,106 @@
               <w:sz w:val="15"/>
               <w:szCs w:val="15"/>
             </w:rPr>
-            <w:t xml:space="preserve">Lesson 2-7  ·  Session 1  ·  Prerequisite Practice A</w:t>
+            <w:t xml:space="preserve">2-7 · Page </w:t>
+          </w:r>
+          <w:r>
+            <w:rPr>
+              <w:rFonts w:ascii="Avenir Next" w:hAnsi="Avenir Next" w:cs="Avenir Next" w:eastAsia="Avenir Next"/>
+              <w:color w:val="5A5F66"/>
+              <w:sz w:val="15"/>
+              <w:szCs w:val="15"/>
+            </w:rPr>
+            <w:fldChar w:fldCharType="begin"/>
+          </w:r>
+          <w:r>
+            <w:rPr>
+              <w:rFonts w:ascii="Avenir Next" w:hAnsi="Avenir Next" w:cs="Avenir Next" w:eastAsia="Avenir Next"/>
+              <w:color w:val="5A5F66"/>
+              <w:sz w:val="15"/>
+              <w:szCs w:val="15"/>
+            </w:rPr>
+            <w:instrText xml:space="preserve"> PAGE </w:instrText>
+          </w:r>
+          <w:r>
+            <w:rPr>
+              <w:rFonts w:ascii="Avenir Next" w:hAnsi="Avenir Next" w:cs="Avenir Next" w:eastAsia="Avenir Next"/>
+              <w:color w:val="5A5F66"/>
+              <w:sz w:val="15"/>
+              <w:szCs w:val="15"/>
+            </w:rPr>
+            <w:fldChar w:fldCharType="separate"/>
+          </w:r>
+          <w:r>
+            <w:rPr>
+              <w:rFonts w:ascii="Avenir Next" w:hAnsi="Avenir Next" w:cs="Avenir Next" w:eastAsia="Avenir Next"/>
+              <w:color w:val="5A5F66"/>
+              <w:sz w:val="15"/>
+              <w:szCs w:val="15"/>
+            </w:rPr>
+            <w:t xml:space="preserve">1</w:t>
+          </w:r>
+          <w:r>
+            <w:rPr>
+              <w:rFonts w:ascii="Avenir Next" w:hAnsi="Avenir Next" w:cs="Avenir Next" w:eastAsia="Avenir Next"/>
+              <w:color w:val="5A5F66"/>
+              <w:sz w:val="15"/>
+              <w:szCs w:val="15"/>
+            </w:rPr>
+            <w:fldChar w:fldCharType="end"/>
+          </w:r>
+          <w:r>
+            <w:rPr>
+              <w:rFonts w:ascii="Avenir Next" w:hAnsi="Avenir Next" w:cs="Avenir Next" w:eastAsia="Avenir Next"/>
+              <w:color w:val="5A5F66"/>
+              <w:sz w:val="15"/>
+              <w:szCs w:val="15"/>
+            </w:rPr>
+            <w:t xml:space="preserve"> of </w:t>
+          </w:r>
+          <w:r>
+            <w:rPr>
+              <w:rFonts w:ascii="Avenir Next" w:hAnsi="Avenir Next" w:cs="Avenir Next" w:eastAsia="Avenir Next"/>
+              <w:color w:val="5A5F66"/>
+              <w:sz w:val="15"/>
+              <w:szCs w:val="15"/>
+            </w:rPr>
+            <w:fldChar w:fldCharType="begin"/>
+          </w:r>
+          <w:r>
+            <w:rPr>
+              <w:rFonts w:ascii="Avenir Next" w:hAnsi="Avenir Next" w:cs="Avenir Next" w:eastAsia="Avenir Next"/>
+              <w:color w:val="5A5F66"/>
+              <w:sz w:val="15"/>
+              <w:szCs w:val="15"/>
+            </w:rPr>
+            <w:instrText xml:space="preserve"> NUMPAGES </w:instrText>
+          </w:r>
+          <w:r>
+            <w:rPr>
+              <w:rFonts w:ascii="Avenir Next" w:hAnsi="Avenir Next" w:cs="Avenir Next" w:eastAsia="Avenir Next"/>
+              <w:color w:val="5A5F66"/>
+              <w:sz w:val="15"/>
+              <w:szCs w:val="15"/>
+            </w:rPr>
+            <w:fldChar w:fldCharType="separate"/>
+          </w:r>
+          <w:r>
+            <w:rPr>
+              <w:rFonts w:ascii="Avenir Next" w:hAnsi="Avenir Next" w:cs="Avenir Next" w:eastAsia="Avenir Next"/>
+              <w:color w:val="5A5F66"/>
+              <w:sz w:val="15"/>
+              <w:szCs w:val="15"/>
+            </w:rPr>
+            <w:t xml:space="preserve">1</w:t>
+          </w:r>
+          <w:r>
+            <w:rPr>
+              <w:rFonts w:ascii="Avenir Next" w:hAnsi="Avenir Next" w:cs="Avenir Next" w:eastAsia="Avenir Next"/>
+              <w:color w:val="5A5F66"/>
+              <w:sz w:val="15"/>
+              <w:szCs w:val="15"/>
+            </w:rPr>
+            <w:fldChar w:fldCharType="end"/>
           </w:r>
         </w:p>
       </w:tc>
@@ -4018,5 +4139,23 @@
       </w:tblCellMar>
     </w:tblPr>
   </w:style>
+  <w:style w:type="paragraph" w:styleId="Heading1">
+    <w:name w:val="heading 1"/>
+    <w:basedOn w:val="Normal"/>
+    <w:pPr>
+      <w:outlineLvl w:val="0"/>
+      <w:keepNext w:val="0"/>
+      <w:keepLines w:val="0"/>
+    </w:pPr>
+  </w:style>
+  <w:style w:type="paragraph" w:styleId="Heading2">
+    <w:name w:val="heading 2"/>
+    <w:basedOn w:val="Normal"/>
+    <w:pPr>
+      <w:outlineLvl w:val="1"/>
+      <w:keepNext w:val="0"/>
+      <w:keepLines w:val="0"/>
+    </w:pPr>
+  </w:style>
 </w:styles>
 </file>